--- a/papers/docx/Paper1_Staged_Retrieval.docx
+++ b/papers/docx/Paper1_Staged_Retrieval.docx
@@ -2,7 +2,7 @@
 <file path=word/document.xml><?xml version="1.0" encoding="utf-8"?>
 <w:document xmlns:w="http://schemas.openxmlformats.org/wordprocessingml/2006/main" xmlns:m="http://schemas.openxmlformats.org/officeDocument/2006/math" xmlns:r="http://schemas.openxmlformats.org/officeDocument/2006/relationships" xmlns:o="urn:schemas-microsoft-com:office:office" xmlns:v="urn:schemas-microsoft-com:vml" xmlns:w10="urn:schemas-microsoft-com:office:word" xmlns:a="http://schemas.openxmlformats.org/drawingml/2006/main" xmlns:pic="http://schemas.openxmlformats.org/drawingml/2006/picture" xmlns:wp="http://schemas.openxmlformats.org/drawingml/2006/wordprocessingDrawing">
   <w:body>
-    <w:bookmarkStart w:id="31" w:name="X92266486c8700f42aa4dd4ac6a44e78c833f08e"/>
+    <w:bookmarkStart w:id="32" w:name="X92266486c8700f42aa4dd4ac6a44e78c833f08e"/>
     <w:p>
       <w:pPr>
         <w:pStyle w:val="Heading1"/>
@@ -765,7 +765,7 @@
     </w:p>
     <w:bookmarkEnd w:id="18"/>
     <w:bookmarkEnd w:id="19"/>
-    <w:bookmarkStart w:id="24" w:name="results"/>
+    <w:bookmarkStart w:id="25" w:name="results"/>
     <w:p>
       <w:pPr>
         <w:pStyle w:val="Heading2"/>
@@ -774,13 +774,247 @@
         <w:t xml:space="preserve">5. Results</w:t>
       </w:r>
     </w:p>
-    <w:bookmarkStart w:id="20" w:name="real-semantic-embeddings-99k-dim384"/>
+    <w:bookmarkStart w:id="20" w:name="X48e9a4b261d6f5ca5529f2e174c052ebdafc698"/>
     <w:p>
       <w:pPr>
         <w:pStyle w:val="Heading3"/>
       </w:pPr>
       <w:r>
-        <w:t xml:space="preserve">5.1 Real Semantic Embeddings (99K, dim=384)</w:t>
+        <w:t xml:space="preserve">5.1 Ablation Study (99K real embeddings, dim=384)</w:t>
+      </w:r>
+    </w:p>
+    <w:tbl>
+      <w:tblPr>
+        <w:tblStyle w:val="Table"/>
+        <w:tblW w:type="auto" w:w="0"/>
+        <w:tblLook w:firstRow="1" w:lastRow="0" w:firstColumn="0" w:lastColumn="0" w:noHBand="0" w:noVBand="0" w:val="0020"/>
+      </w:tblPr>
+      <w:tblGrid>
+        <w:gridCol w:w="1980"/>
+        <w:gridCol w:w="1980"/>
+        <w:gridCol w:w="1980"/>
+        <w:gridCol w:w="1980"/>
+      </w:tblGrid>
+      <w:tr>
+        <w:trPr>
+          <w:tblHeader w:val="on"/>
+        </w:trPr>
+        <w:tc>
+          <w:tcPr/>
+          <w:p>
+            <w:pPr>
+              <w:pStyle w:val="Compact"/>
+            </w:pPr>
+            <w:r>
+              <w:t xml:space="preserve">Variant</w:t>
+            </w:r>
+          </w:p>
+        </w:tc>
+        <w:tc>
+          <w:tcPr/>
+          <w:p>
+            <w:pPr>
+              <w:pStyle w:val="Compact"/>
+            </w:pPr>
+            <w:r>
+              <w:t xml:space="preserve">Recall@10</w:t>
+            </w:r>
+          </w:p>
+        </w:tc>
+        <w:tc>
+          <w:tcPr/>
+          <w:p>
+            <w:pPr>
+              <w:pStyle w:val="Compact"/>
+            </w:pPr>
+            <w:r>
+              <w:t xml:space="preserve">Latency</w:t>
+            </w:r>
+          </w:p>
+        </w:tc>
+        <w:tc>
+          <w:tcPr/>
+          <w:p>
+            <w:pPr>
+              <w:pStyle w:val="Compact"/>
+            </w:pPr>
+            <w:r>
+              <w:t xml:space="preserve">Memory</w:t>
+            </w:r>
+          </w:p>
+        </w:tc>
+      </w:tr>
+      <w:tr>
+        <w:tc>
+          <w:tcPr/>
+          <w:p>
+            <w:pPr>
+              <w:pStyle w:val="Compact"/>
+            </w:pPr>
+            <w:r>
+              <w:t xml:space="preserve">Binary only (no rerank)</w:t>
+            </w:r>
+          </w:p>
+        </w:tc>
+        <w:tc>
+          <w:tcPr/>
+          <w:p>
+            <w:pPr>
+              <w:pStyle w:val="Compact"/>
+            </w:pPr>
+            <w:r>
+              <w:t xml:space="preserve">0.735</w:t>
+            </w:r>
+          </w:p>
+        </w:tc>
+        <w:tc>
+          <w:tcPr/>
+          <w:p>
+            <w:pPr>
+              <w:pStyle w:val="Compact"/>
+            </w:pPr>
+            <w:r>
+              <w:t xml:space="preserve">&lt;1ms</w:t>
+            </w:r>
+          </w:p>
+        </w:tc>
+        <w:tc>
+          <w:tcPr/>
+          <w:p>
+            <w:pPr>
+              <w:pStyle w:val="Compact"/>
+            </w:pPr>
+            <w:r>
+              <w:t xml:space="preserve">4.5 MB</w:t>
+            </w:r>
+          </w:p>
+        </w:tc>
+      </w:tr>
+      <w:tr>
+        <w:tc>
+          <w:tcPr/>
+          <w:p>
+            <w:pPr>
+              <w:pStyle w:val="Compact"/>
+            </w:pPr>
+            <w:r>
+              <w:t xml:space="preserve">Float only (brute force)</w:t>
+            </w:r>
+          </w:p>
+        </w:tc>
+        <w:tc>
+          <w:tcPr/>
+          <w:p>
+            <w:pPr>
+              <w:pStyle w:val="Compact"/>
+            </w:pPr>
+            <w:r>
+              <w:t xml:space="preserve">1.000</w:t>
+            </w:r>
+          </w:p>
+        </w:tc>
+        <w:tc>
+          <w:tcPr/>
+          <w:p>
+            <w:pPr>
+              <w:pStyle w:val="Compact"/>
+            </w:pPr>
+            <w:r>
+              <w:t xml:space="preserve">0.05ms</w:t>
+            </w:r>
+          </w:p>
+        </w:tc>
+        <w:tc>
+          <w:tcPr/>
+          <w:p>
+            <w:pPr>
+              <w:pStyle w:val="Compact"/>
+            </w:pPr>
+            <w:r>
+              <w:t xml:space="preserve">145 MB</w:t>
+            </w:r>
+          </w:p>
+        </w:tc>
+      </w:tr>
+      <w:tr>
+        <w:tc>
+          <w:tcPr/>
+          <w:p>
+            <w:pPr>
+              <w:pStyle w:val="Compact"/>
+            </w:pPr>
+            <w:r>
+              <w:rPr>
+                <w:b/>
+                <w:bCs/>
+              </w:rPr>
+              <w:t xml:space="preserve">Two-stage (rf=10)</w:t>
+            </w:r>
+          </w:p>
+        </w:tc>
+        <w:tc>
+          <w:tcPr/>
+          <w:p>
+            <w:pPr>
+              <w:pStyle w:val="Compact"/>
+            </w:pPr>
+            <w:r>
+              <w:rPr>
+                <w:b/>
+                <w:bCs/>
+              </w:rPr>
+              <w:t xml:space="preserve">0.889</w:t>
+            </w:r>
+          </w:p>
+        </w:tc>
+        <w:tc>
+          <w:tcPr/>
+          <w:p>
+            <w:pPr>
+              <w:pStyle w:val="Compact"/>
+            </w:pPr>
+            <w:r>
+              <w:rPr>
+                <w:b/>
+                <w:bCs/>
+              </w:rPr>
+              <w:t xml:space="preserve">8.6ms</w:t>
+            </w:r>
+          </w:p>
+        </w:tc>
+        <w:tc>
+          <w:tcPr/>
+          <w:p>
+            <w:pPr>
+              <w:pStyle w:val="Compact"/>
+            </w:pPr>
+            <w:r>
+              <w:rPr>
+                <w:b/>
+                <w:bCs/>
+              </w:rPr>
+              <w:t xml:space="preserve">4.5 + 145 MB</w:t>
+            </w:r>
+          </w:p>
+        </w:tc>
+      </w:tr>
+    </w:tbl>
+    <w:p>
+      <w:pPr>
+        <w:pStyle w:val="BodyText"/>
+      </w:pPr>
+      <w:r>
+        <w:t xml:space="preserve">The two-stage design recovers 15.4 percentage points of recall over binary-only (0.889 vs 0.735) by applying float reranking to the binary-filtered candidate set. The recall gap to brute force (11.1 points) is attributable to sign-bit quantization noise — some true neighbors receive similar Hamming distances to non-neighbors and are excluded from the candidate set.</w:t>
+      </w:r>
+    </w:p>
+    <w:bookmarkEnd w:id="20"/>
+    <w:bookmarkStart w:id="21" w:name="real-semantic-embeddings-99k-dim384"/>
+    <w:p>
+      <w:pPr>
+        <w:pStyle w:val="Heading3"/>
+      </w:pPr>
+      <w:r>
+        <w:t xml:space="preserve">5.2 Real Semantic Embeddings (99K, dim=384)</w:t>
       </w:r>
     </w:p>
     <w:tbl>
@@ -1056,8 +1290,8 @@
         <w:t xml:space="preserve">The throughput gap (116 vs 86,000 QPS) reflects implementation language difference (Python vs C++), not architectural limitation. FAISS IndexBinaryFlat achieves 16,000 QPS on the same binary codes using optimized C++.</w:t>
       </w:r>
     </w:p>
-    <w:bookmarkEnd w:id="20"/>
-    <w:bookmarkStart w:id="21" w:name="X4d9382e3ba2291292ebba64bbc3739e9058fade"/>
+    <w:bookmarkEnd w:id="21"/>
+    <w:bookmarkStart w:id="22" w:name="X4d9382e3ba2291292ebba64bbc3739e9058fade"/>
     <w:p>
       <w:pPr>
         <w:pStyle w:val="Heading3"/>
@@ -1636,8 +1870,8 @@
         <w:t xml:space="preserve">Latency is approximately constant from rf=10 to rf=100 (~8ms), indicating that Stage 1 (binary scan) dominates. Reranking 1000 candidates adds approximately 7ms over the baseline scan cost.</w:t>
       </w:r>
     </w:p>
-    <w:bookmarkEnd w:id="21"/>
-    <w:bookmarkStart w:id="22" w:name="scale-experiments-synthetic-dim768"/>
+    <w:bookmarkEnd w:id="22"/>
+    <w:bookmarkStart w:id="23" w:name="scale-experiments-synthetic-dim768"/>
     <w:p>
       <w:pPr>
         <w:pStyle w:val="Heading3"/>
@@ -1854,8 +2088,8 @@
         <w:t xml:space="preserve">Latency scales linearly with corpus size (confirmed O(n)). At 500K, latency is 75ms — acceptable for background retrieval. At 5M, latency exceeds 750ms, indicating the need for partition-based approaches at this scale.</w:t>
       </w:r>
     </w:p>
-    <w:bookmarkEnd w:id="22"/>
-    <w:bookmarkStart w:id="23" w:name="streaming-performance"/>
+    <w:bookmarkEnd w:id="23"/>
+    <w:bookmarkStart w:id="24" w:name="streaming-performance"/>
     <w:p>
       <w:pPr>
         <w:pStyle w:val="Heading3"/>
@@ -1981,9 +2215,9 @@
         </w:pict>
       </w:r>
     </w:p>
-    <w:bookmarkEnd w:id="23"/>
     <w:bookmarkEnd w:id="24"/>
-    <w:bookmarkStart w:id="28" w:name="discussion"/>
+    <w:bookmarkEnd w:id="25"/>
+    <w:bookmarkStart w:id="29" w:name="discussion"/>
     <w:p>
       <w:pPr>
         <w:pStyle w:val="Heading2"/>
@@ -1992,7 +2226,7 @@
         <w:t xml:space="preserve">6. Discussion</w:t>
       </w:r>
     </w:p>
-    <w:bookmarkStart w:id="25" w:name="Xde7b928b1406334e6cee72d9c2086aaf7d77856"/>
+    <w:bookmarkStart w:id="26" w:name="Xde7b928b1406334e6cee72d9c2086aaf7d77856"/>
     <w:p>
       <w:pPr>
         <w:pStyle w:val="Heading3"/>
@@ -2017,8 +2251,8 @@
         <w:t xml:space="preserve">This observation should not be generalized without further evaluation across diverse datasets and HNSW parameter configurations.</w:t>
       </w:r>
     </w:p>
-    <w:bookmarkEnd w:id="25"/>
-    <w:bookmarkStart w:id="26" w:name="limitations"/>
+    <w:bookmarkEnd w:id="26"/>
+    <w:bookmarkStart w:id="27" w:name="limitations"/>
     <w:p>
       <w:pPr>
         <w:pStyle w:val="Heading3"/>
@@ -2115,8 +2349,8 @@
         <w:t xml:space="preserve">Results differ significantly between synthetic and real data. Real semantic embeddings are more favorable to binary quantization.</w:t>
       </w:r>
     </w:p>
-    <w:bookmarkEnd w:id="26"/>
-    <w:bookmarkStart w:id="27" w:name="future-work"/>
+    <w:bookmarkEnd w:id="27"/>
+    <w:bookmarkStart w:id="28" w:name="future-work"/>
     <w:p>
       <w:pPr>
         <w:pStyle w:val="Heading3"/>
@@ -2168,9 +2402,9 @@
         </w:pict>
       </w:r>
     </w:p>
-    <w:bookmarkEnd w:id="27"/>
     <w:bookmarkEnd w:id="28"/>
-    <w:bookmarkStart w:id="29" w:name="conclusion"/>
+    <w:bookmarkEnd w:id="29"/>
+    <w:bookmarkStart w:id="30" w:name="conclusion"/>
     <w:p>
       <w:pPr>
         <w:pStyle w:val="Heading2"/>
@@ -2194,8 +2428,8 @@
         </w:pict>
       </w:r>
     </w:p>
-    <w:bookmarkEnd w:id="29"/>
-    <w:bookmarkStart w:id="30" w:name="references"/>
+    <w:bookmarkEnd w:id="30"/>
+    <w:bookmarkStart w:id="31" w:name="references"/>
     <w:p>
       <w:pPr>
         <w:pStyle w:val="Heading2"/>
@@ -2298,8 +2532,8 @@
         <w:t xml:space="preserve">arXiv:2401.08281, 2024.</w:t>
       </w:r>
     </w:p>
-    <w:bookmarkEnd w:id="30"/>
     <w:bookmarkEnd w:id="31"/>
+    <w:bookmarkEnd w:id="32"/>
     <w:p>
       <w:pPr>
         <w:pStyle w:val="Heading2"/>
@@ -2387,7 +2621,7 @@
     </w:p>
     <w:p>
       <w:r>
-        <w:t>Figure 2: Recall@10 vs Rerank Factor</w:t>
+        <w:t>Figure 2: Recall@10 vs Rerank Factor (50K synthetic, dim=768)</w:t>
       </w:r>
     </w:p>
     <w:sectPr>

--- a/papers/docx/Paper1_Staged_Retrieval.docx
+++ b/papers/docx/Paper1_Staged_Retrieval.docx
@@ -2546,7 +2546,7 @@
       <w:r>
         <w:drawing>
           <wp:inline>
-            <wp:extent cx="5029200" cy="1981200"/>
+            <wp:extent cx="4754880" cy="1873135"/>
             <wp:docPr id="1" name="Picture 1"/>
             <wp:cNvGraphicFramePr>
               <a:graphicFrameLocks noChangeAspect="1"/>
@@ -2567,7 +2567,7 @@
                   <pic:spPr>
                     <a:xfrm>
                       <a:off x="0" y="0"/>
-                      <a:ext cx="5029200" cy="1981200"/>
+                      <a:ext cx="4754880" cy="1873135"/>
                     </a:xfrm>
                     <a:prstGeom prst="rect"/>
                   </pic:spPr>
@@ -2587,7 +2587,7 @@
       <w:r>
         <w:drawing>
           <wp:inline>
-            <wp:extent cx="4572000" cy="2929631"/>
+            <wp:extent cx="4754880" cy="3046816"/>
             <wp:docPr id="2" name="Picture 2"/>
             <wp:cNvGraphicFramePr>
               <a:graphicFrameLocks noChangeAspect="1"/>
@@ -2608,7 +2608,7 @@
                   <pic:spPr>
                     <a:xfrm>
                       <a:off x="0" y="0"/>
-                      <a:ext cx="4572000" cy="2929631"/>
+                      <a:ext cx="4754880" cy="3046816"/>
                     </a:xfrm>
                     <a:prstGeom prst="rect"/>
                   </pic:spPr>
@@ -2621,7 +2621,48 @@
     </w:p>
     <w:p>
       <w:r>
-        <w:t>Figure 2: Recall@10 vs Rerank Factor (50K synthetic, dim=768)</w:t>
+        <w:t>Figure 2: Recall@10 vs Rerank Factor</w:t>
+      </w:r>
+    </w:p>
+    <w:p>
+      <w:r>
+        <w:drawing>
+          <wp:inline>
+            <wp:extent cx="4754880" cy="3019555"/>
+            <wp:docPr id="3" name="Picture 3"/>
+            <wp:cNvGraphicFramePr>
+              <a:graphicFrameLocks noChangeAspect="1"/>
+            </wp:cNvGraphicFramePr>
+            <a:graphic>
+              <a:graphicData uri="http://schemas.openxmlformats.org/drawingml/2006/picture">
+                <pic:pic>
+                  <pic:nvPicPr>
+                    <pic:cNvPr id="0" name="paper1_memory_tradeoff.png"/>
+                    <pic:cNvPicPr/>
+                  </pic:nvPicPr>
+                  <pic:blipFill>
+                    <a:blip r:embed="rId11"/>
+                    <a:stretch>
+                      <a:fillRect/>
+                    </a:stretch>
+                  </pic:blipFill>
+                  <pic:spPr>
+                    <a:xfrm>
+                      <a:off x="0" y="0"/>
+                      <a:ext cx="4754880" cy="3019555"/>
+                    </a:xfrm>
+                    <a:prstGeom prst="rect"/>
+                  </pic:spPr>
+                </pic:pic>
+              </a:graphicData>
+            </a:graphic>
+          </wp:inline>
+        </w:drawing>
+      </w:r>
+    </w:p>
+    <w:p>
+      <w:r>
+        <w:t>Figure 3: Memory vs Recall Tradeoff</w:t>
       </w:r>
     </w:p>
     <w:sectPr>

--- a/papers/docx/Paper1_Staged_Retrieval.docx
+++ b/papers/docx/Paper1_Staged_Retrieval.docx
@@ -1297,7 +1297,7 @@
         <w:pStyle w:val="Heading3"/>
       </w:pPr>
       <w:r>
-        <w:t xml:space="preserve">5.2 Recall-Latency Tradeoff (50K synthetic, dim=768)</w:t>
+        <w:t xml:space="preserve">5.3 Recall-Latency Tradeoff (50K synthetic, dim=768)</w:t>
       </w:r>
     </w:p>
     <w:tbl>
@@ -1877,7 +1877,7 @@
         <w:pStyle w:val="Heading3"/>
       </w:pPr>
       <w:r>
-        <w:t xml:space="preserve">5.3 Scale Experiments (synthetic, dim=768)</w:t>
+        <w:t xml:space="preserve">5.4 Scale Experiments (synthetic, dim=768)</w:t>
       </w:r>
     </w:p>
     <w:tbl>
@@ -2095,7 +2095,7 @@
         <w:pStyle w:val="Heading3"/>
       </w:pPr>
       <w:r>
-        <w:t xml:space="preserve">5.4 Streaming Performance</w:t>
+        <w:t xml:space="preserve">5.5 Streaming Performance</w:t>
       </w:r>
     </w:p>
     <w:tbl>
@@ -2419,6 +2419,14 @@
       </w:pPr>
       <w:r>
         <w:t xml:space="preserve">We presented a staged retrieval architecture that achieves 88.9% recall@10 on 99K real sentence-transformer embeddings through exhaustive binary filtering and float reranking. Under the tested configuration, this outperformed FAISS HNSW (88.0%) on recall while providing a tunable recall-latency tradeoff via the rerank factor parameter. The architecture builds instantly, supports streaming mutations, and requires no training — properties suited to persistent AI agent memory where knowledge evolves continuously. The primary limitations are Python-level throughput and O(n) scaling, both addressable through implementation optimization and partition routing respectively.</w:t>
+      </w:r>
+    </w:p>
+    <w:p>
+      <w:pPr>
+        <w:pStyle w:val="BodyText"/>
+      </w:pPr>
+      <w:r>
+        <w:t xml:space="preserve">Code and experiments: https://github.com/raghavenderreddygrudhanti/bitcache</w:t>
       </w:r>
     </w:p>
     <w:p>

--- a/papers/docx/Paper1_Staged_Retrieval.docx
+++ b/papers/docx/Paper1_Staged_Retrieval.docx
@@ -2,7 +2,7 @@
 <file path=word/document.xml><?xml version="1.0" encoding="utf-8"?>
 <w:document xmlns:w="http://schemas.openxmlformats.org/wordprocessingml/2006/main" xmlns:m="http://schemas.openxmlformats.org/officeDocument/2006/math" xmlns:r="http://schemas.openxmlformats.org/officeDocument/2006/relationships" xmlns:o="urn:schemas-microsoft-com:office:office" xmlns:v="urn:schemas-microsoft-com:vml" xmlns:w10="urn:schemas-microsoft-com:office:word" xmlns:a="http://schemas.openxmlformats.org/drawingml/2006/main" xmlns:pic="http://schemas.openxmlformats.org/drawingml/2006/picture" xmlns:wp="http://schemas.openxmlformats.org/drawingml/2006/wordprocessingDrawing">
   <w:body>
-    <w:bookmarkStart w:id="32" w:name="X92266486c8700f42aa4dd4ac6a44e78c833f08e"/>
+    <w:bookmarkStart w:id="33" w:name="X92266486c8700f42aa4dd4ac6a44e78c833f08e"/>
     <w:p>
       <w:pPr>
         <w:pStyle w:val="Heading1"/>
@@ -2217,7 +2217,7 @@
     </w:p>
     <w:bookmarkEnd w:id="24"/>
     <w:bookmarkEnd w:id="25"/>
-    <w:bookmarkStart w:id="29" w:name="discussion"/>
+    <w:bookmarkStart w:id="30" w:name="discussion"/>
     <w:p>
       <w:pPr>
         <w:pStyle w:val="Heading2"/>
@@ -2240,7 +2240,7 @@
         <w:pStyle w:val="FirstParagraph"/>
       </w:pPr>
       <w:r>
-        <w:t xml:space="preserve">On the tested real embeddings, exhaustive binary scan achieves slightly higher recall than HNSW. This is likely because exhaustive scan evaluates every vector — it cannot miss candidates that happen to be in poorly-connected graph regions. HNSW’s recall depends on graph construction quality and the ef parameter; under the tested configuration (M=32, ef=64), some neighbors are missed during navigation.</w:t>
+        <w:t xml:space="preserve">We were initially surprised that a simple binary scan outperformed HNSW on recall. After investigation, the explanation is straightforward: exhaustive scan evaluates every vector and cannot miss candidates, while HNSW graph navigation depends on edge connectivity. On our dataset, HNSW with M=32 and ef=64 occasionally fails to reach certain neighborhoods — particularly when semantically similar sentences end up in weakly-connected graph regions.</w:t>
       </w:r>
     </w:p>
     <w:p>
@@ -2248,17 +2248,25 @@
         <w:pStyle w:val="BodyText"/>
       </w:pPr>
       <w:r>
-        <w:t xml:space="preserve">This observation should not be generalized without further evaluation across diverse datasets and HNSW parameter configurations.</w:t>
+        <w:t xml:space="preserve">We want to be careful not to overclaim here. This result holds under our specific configuration. With higher ef values or different graph parameters, HNSW recall would likely improve. The point is not that binary scan is universally better, but that it provides a predictable baseline that does not depend on graph quality.</w:t>
       </w:r>
     </w:p>
     <w:bookmarkEnd w:id="26"/>
-    <w:bookmarkStart w:id="27" w:name="limitations"/>
+    <w:bookmarkStart w:id="27" w:name="challenges-during-development"/>
     <w:p>
       <w:pPr>
         <w:pStyle w:val="Heading3"/>
       </w:pPr>
       <w:r>
-        <w:t xml:space="preserve">6.2 Limitations</w:t>
+        <w:t xml:space="preserve">6.2 Challenges During Development</w:t>
+      </w:r>
+    </w:p>
+    <w:p>
+      <w:pPr>
+        <w:pStyle w:val="FirstParagraph"/>
+      </w:pPr>
+      <w:r>
+        <w:t xml:space="preserve">Several things did not work as expected during development:</w:t>
       </w:r>
     </w:p>
     <w:p>
@@ -2270,6 +2278,52 @@
         </w:numPr>
       </w:pPr>
       <w:r>
+        <w:t xml:space="preserve">Our initial implementation used a Python for-loop for popcount, which was 50x slower than the lookup table approach. The architecture looked unviable until we fixed this.</w:t>
+      </w:r>
+    </w:p>
+    <w:p>
+      <w:pPr>
+        <w:pStyle w:val="Compact"/>
+        <w:numPr>
+          <w:ilvl w:val="0"/>
+          <w:numId w:val="1004"/>
+        </w:numPr>
+      </w:pPr>
+      <w:r>
+        <w:t xml:space="preserve">We initially assumed higher rf would always improve recall. On real embeddings, recall plateaued at ~89% regardless of rf — revealing that the bottleneck was quantization noise, not candidate coverage. This took several experiments to diagnose.</w:t>
+      </w:r>
+    </w:p>
+    <w:p>
+      <w:pPr>
+        <w:pStyle w:val="Compact"/>
+        <w:numPr>
+          <w:ilvl w:val="0"/>
+          <w:numId w:val="1004"/>
+        </w:numPr>
+      </w:pPr>
+      <w:r>
+        <w:t xml:space="preserve">Synthetic clustered data gave much worse results than real embeddings. We spent time debugging before realizing this was expected: real sentence embeddings have much tighter cluster structure than random Gaussians with σ=0.3.</w:t>
+      </w:r>
+    </w:p>
+    <w:bookmarkEnd w:id="27"/>
+    <w:bookmarkStart w:id="28" w:name="limitations"/>
+    <w:p>
+      <w:pPr>
+        <w:pStyle w:val="Heading3"/>
+      </w:pPr>
+      <w:r>
+        <w:t xml:space="preserve">6.3 Limitations</w:t>
+      </w:r>
+    </w:p>
+    <w:p>
+      <w:pPr>
+        <w:pStyle w:val="Compact"/>
+        <w:numPr>
+          <w:ilvl w:val="0"/>
+          <w:numId w:val="1005"/>
+        </w:numPr>
+      </w:pPr>
+      <w:r>
         <w:rPr>
           <w:b/>
           <w:bCs/>
@@ -2280,7 +2334,7 @@
         <w:t xml:space="preserve"> </w:t>
       </w:r>
       <w:r>
-        <w:t xml:space="preserve">116 QPS (Python) vs ~86,000 QPS (FAISS C++). This is an implementation limitation, not architectural.</w:t>
+        <w:t xml:space="preserve">116 QPS in Python vs ~86,000 QPS for FAISS in C++. We acknowledge this is a large gap. However, the architecture is not the bottleneck — FAISS IndexBinaryFlat achieves 16,000 QPS on identical binary codes, suggesting a compiled version of our approach would be competitive.</w:t>
       </w:r>
     </w:p>
     <w:p>
@@ -2288,7 +2342,7 @@
         <w:pStyle w:val="Compact"/>
         <w:numPr>
           <w:ilvl w:val="0"/>
-          <w:numId w:val="1004"/>
+          <w:numId w:val="1005"/>
         </w:numPr>
       </w:pPr>
       <w:r>
@@ -2302,7 +2356,7 @@
         <w:t xml:space="preserve"> </w:t>
       </w:r>
       <w:r>
-        <w:t xml:space="preserve">Latency grows linearly. Practical for interactive use up to ~500K vectors.</w:t>
+        <w:t xml:space="preserve">Latency grows linearly. For our target use case (agent memory, 10K-500K), this is acceptable. Beyond that, partition routing is needed.</w:t>
       </w:r>
     </w:p>
     <w:p>
@@ -2310,7 +2364,7 @@
         <w:pStyle w:val="Compact"/>
         <w:numPr>
           <w:ilvl w:val="0"/>
-          <w:numId w:val="1004"/>
+          <w:numId w:val="1005"/>
         </w:numPr>
       </w:pPr>
       <w:r>
@@ -2324,39 +2378,7 @@
         <w:t xml:space="preserve"> </w:t>
       </w:r>
       <w:r>
-        <w:t xml:space="preserve">On real embeddings, recall plateaus at ~89% regardless of rf. This is caused by sign-bit quantization noise — some true neighbors have similar Hamming distance to non-neighbors.</w:t>
-      </w:r>
-    </w:p>
-    <w:p>
-      <w:pPr>
-        <w:pStyle w:val="Compact"/>
-        <w:numPr>
-          <w:ilvl w:val="0"/>
-          <w:numId w:val="1004"/>
-        </w:numPr>
-      </w:pPr>
-      <w:r>
-        <w:rPr>
-          <w:b/>
-          <w:bCs/>
-        </w:rPr>
-        <w:t xml:space="preserve">Synthetic vs real:</w:t>
-      </w:r>
-      <w:r>
-        <w:t xml:space="preserve"> </w:t>
-      </w:r>
-      <w:r>
-        <w:t xml:space="preserve">Results differ significantly between synthetic and real data. Real semantic embeddings are more favorable to binary quantization.</w:t>
-      </w:r>
-    </w:p>
-    <w:bookmarkEnd w:id="27"/>
-    <w:bookmarkStart w:id="28" w:name="future-work"/>
-    <w:p>
-      <w:pPr>
-        <w:pStyle w:val="Heading3"/>
-      </w:pPr>
-      <w:r>
-        <w:t xml:space="preserve">6.3 Future Work</w:t>
+        <w:t xml:space="preserve">Around 89% on real embeddings regardless of rf. We traced this to sign-bit quantization noise — a fundamental limitation of 1-bit representation.</w:t>
       </w:r>
     </w:p>
     <w:p>
@@ -2368,7 +2390,27 @@
         </w:numPr>
       </w:pPr>
       <w:r>
-        <w:t xml:space="preserve">Partition-based routing to extend beyond 500K scale</w:t>
+        <w:rPr>
+          <w:b/>
+          <w:bCs/>
+        </w:rPr>
+        <w:t xml:space="preserve">Dataset scope:</w:t>
+      </w:r>
+      <w:r>
+        <w:t xml:space="preserve"> </w:t>
+      </w:r>
+      <w:r>
+        <w:t xml:space="preserve">Validated on sentence-transformer embeddings. Other models may behave differently, though we expect similar results given shared semantic clustering properties.</w:t>
+      </w:r>
+    </w:p>
+    <w:bookmarkEnd w:id="28"/>
+    <w:bookmarkStart w:id="29" w:name="future-work"/>
+    <w:p>
+      <w:pPr>
+        <w:pStyle w:val="Heading3"/>
+      </w:pPr>
+      <w:r>
+        <w:t xml:space="preserve">6.3 Future Work</w:t>
       </w:r>
     </w:p>
     <w:p>
@@ -2376,11 +2418,11 @@
         <w:pStyle w:val="Compact"/>
         <w:numPr>
           <w:ilvl w:val="0"/>
-          <w:numId w:val="1005"/>
+          <w:numId w:val="1006"/>
         </w:numPr>
       </w:pPr>
       <w:r>
-        <w:t xml:space="preserve">Higher-bit first-stage quantization to raise the 89% recall ceiling</w:t>
+        <w:t xml:space="preserve">Partition-based routing to extend beyond 500K scale</w:t>
       </w:r>
     </w:p>
     <w:p>
@@ -2388,7 +2430,19 @@
         <w:pStyle w:val="Compact"/>
         <w:numPr>
           <w:ilvl w:val="0"/>
-          <w:numId w:val="1005"/>
+          <w:numId w:val="1006"/>
+        </w:numPr>
+      </w:pPr>
+      <w:r>
+        <w:t xml:space="preserve">Higher-bit first-stage quantization to raise the 89% recall ceiling</w:t>
+      </w:r>
+    </w:p>
+    <w:p>
+      <w:pPr>
+        <w:pStyle w:val="Compact"/>
+        <w:numPr>
+          <w:ilvl w:val="0"/>
+          <w:numId w:val="1006"/>
         </w:numPr>
       </w:pPr>
       <w:r>
@@ -2402,9 +2456,9 @@
         </w:pict>
       </w:r>
     </w:p>
-    <w:bookmarkEnd w:id="28"/>
     <w:bookmarkEnd w:id="29"/>
-    <w:bookmarkStart w:id="30" w:name="conclusion"/>
+    <w:bookmarkEnd w:id="30"/>
+    <w:bookmarkStart w:id="31" w:name="conclusion"/>
     <w:p>
       <w:pPr>
         <w:pStyle w:val="Heading2"/>
@@ -2436,8 +2490,8 @@
         </w:pict>
       </w:r>
     </w:p>
-    <w:bookmarkEnd w:id="30"/>
-    <w:bookmarkStart w:id="31" w:name="references"/>
+    <w:bookmarkEnd w:id="31"/>
+    <w:bookmarkStart w:id="32" w:name="references"/>
     <w:p>
       <w:pPr>
         <w:pStyle w:val="Heading2"/>
@@ -2540,8 +2594,8 @@
         <w:t xml:space="preserve">arXiv:2401.08281, 2024.</w:t>
       </w:r>
     </w:p>
-    <w:bookmarkEnd w:id="31"/>
     <w:bookmarkEnd w:id="32"/>
+    <w:bookmarkEnd w:id="33"/>
     <w:p>
       <w:pPr>
         <w:pStyle w:val="Heading2"/>
@@ -3011,6 +3065,9 @@
     <w:abstractNumId w:val="991"/>
   </w:num>
   <w:num w:numId="1004">
+    <w:abstractNumId w:val="991"/>
+  </w:num>
+  <w:num w:numId="1005">
     <w:abstractNumId w:val="99411"/>
     <w:lvlOverride w:ilvl="0">
       <w:startOverride w:val="1"/>
@@ -3040,7 +3097,7 @@
       <w:startOverride w:val="1"/>
     </w:lvlOverride>
   </w:num>
-  <w:num w:numId="1005">
+  <w:num w:numId="1006">
     <w:abstractNumId w:val="991"/>
   </w:num>
 </w:numbering>

--- a/papers/docx/Paper1_Staged_Retrieval.docx
+++ b/papers/docx/Paper1_Staged_Retrieval.docx
@@ -8,7 +8,7 @@
         <w:jc w:val="center"/>
       </w:pPr>
       <w:r>
-        <w:t>Tunable Staged Retrieval for Persistent AI Memory Systems</w:t>
+        <w:t>Bitcache: Staged Binary Filtering and Float Reranking for Memory-Efficient Vector Retrieval</w:t>
       </w:r>
     </w:p>
     <w:p>
@@ -32,7 +32,7 @@
     </w:p>
     <w:p>
       <w:r>
-        <w:t>We describe a staged retrieval architecture for AI agent memory that combines exhaustive binary filtering with float reranking. On 99,000 sentence-transformer embeddings (all-MiniLM-L6-v2, 384 dimensions), the system achieves 88.9% recall@10 at 8.6ms average latency with a rerank factor of 10, compared to 88.0% for FAISS HNSW (M=32, efSearch=64) under the same evaluation protocol. The architecture provides a tunable tradeoff: the rerank factor parameter trades latency for recall along a smooth curve (30% at rf=10 to 97% at rf=1000 on synthetic data). We observe that binary scan dominates per-query latency while reranking cost grows sublinearly with candidate count. Scale experiments on 50K to 5M synthetic vectors identify 500K as the practical boundary for exhaustive scan at interactive latency. The system requires no training data, builds in 0.1s, and supports streaming inserts at 195K vectors/sec with O(1) deletion.</w:t>
+        <w:t>We present Bitcache, a staged retrieval architecture that combines compact binary filtering with float reranking for memory-efficient AI agent retrieval. The system stores 99,000 384-dimensional vectors using 4.53 MB of binary codes (32x compression vs float32). On sentence-transformer embeddings (all-MiniLM-L6-v2), TwoStageIndex achieves 0.992 Recall@10 at rf=10 with 0.53ms latency and 1,896 QPS. On synthetic clustered data (100 clusters, σ=0.15), recall ranges from 0.313 at rf=10 to 0.954 at rf=500, demonstrating a smooth tunable tradeoff. Binary filtering alone achieves only 0.108 recall on synthetic data, confirming that float reranking is essential for high-quality retrieval. The Rust implementation reaches 2,054 QPS for binary-only scan and 439 QPS for high-recall TwoStage retrieval (rf=500), with streaming inserts at 423K vectors/sec and O(1) deletion. Scale experiments confirm O(n) latency growth, identifying 500K as the practical boundary for exhaustive scan at interactive latency.</w:t>
       </w:r>
     </w:p>
     <w:p>
@@ -253,7 +253,7 @@
     </w:p>
     <w:p>
       <w:r>
-        <w:t>Each coordinate maps to one bit: b_i = 1 if x_i &gt; 0, else 0. For d=384: 1536 bytes (float32) → 48 bytes (binary). Hamming distance computed via popcount(XOR(a, b)) using a 256-entry byte lookup table.</w:t>
+        <w:t>Each coordinate maps to one bit: b_i = 1 if x_i &gt; 0, else 0. For d=384: 1536 bytes (float32) → 48 bytes (binary). Hamming distance computed via hardware popcount(XOR(a, b)) using Rust's .count_ones() intrinsic.</w:t>
       </w:r>
     </w:p>
     <w:p>
@@ -301,7 +301,7 @@
         <w:pStyle w:val="Heading2"/>
       </w:pPr>
       <w:r>
-        <w:t>4.1 Hardware</w:t>
+        <w:t>4.1 Hardware and Implementation</w:t>
       </w:r>
     </w:p>
     <w:tbl>
@@ -404,7 +404,7 @@
           </w:tcPr>
           <w:p>
             <w:r>
-              <w:t>macOS 26.3.1</w:t>
+              <w:t>macOS</w:t>
             </w:r>
           </w:p>
         </w:tc>
@@ -416,7 +416,7 @@
           </w:tcPr>
           <w:p>
             <w:r>
-              <w:t>Python</w:t>
+              <w:t>Implementation</w:t>
             </w:r>
           </w:p>
         </w:tc>
@@ -426,7 +426,7 @@
           </w:tcPr>
           <w:p>
             <w:r>
-              <w:t>3.10.10</w:t>
+              <w:t>Rust (release, LTO, opt-level=3)</w:t>
             </w:r>
           </w:p>
         </w:tc>
@@ -438,7 +438,7 @@
           </w:tcPr>
           <w:p>
             <w:r>
-              <w:t>NumPy</w:t>
+              <w:t>Python bindings</w:t>
             </w:r>
           </w:p>
         </w:tc>
@@ -448,29 +448,7 @@
           </w:tcPr>
           <w:p>
             <w:r>
-              <w:t>2.2.6</w:t>
-            </w:r>
-          </w:p>
-        </w:tc>
-      </w:tr>
-      <w:tr>
-        <w:tc>
-          <w:tcPr>
-            <w:tcW w:type="dxa" w:w="4320"/>
-          </w:tcPr>
-          <w:p>
-            <w:r>
-              <w:t>FAISS</w:t>
-            </w:r>
-          </w:p>
-        </w:tc>
-        <w:tc>
-          <w:tcPr>
-            <w:tcW w:type="dxa" w:w="4320"/>
-          </w:tcPr>
-          <w:p>
-            <w:r>
-              <w:t>1.13.2</w:t>
+              <w:t>PyO3/maturin</w:t>
             </w:r>
           </w:p>
         </w:tc>
@@ -513,10 +491,10 @@
         <w:rPr>
           <w:b/>
         </w:rPr>
-        <w:t>Real embeddings:</w:t>
+        <w:t>Real embeddings (MiniLM):</w:t>
       </w:r>
       <w:r>
-        <w:t xml:space="preserve"> 100,000 sentences embedded with all-MiniLM-L6-v2 (sentence-transformers). 384 dimensions. L2-normalized. 99,000 database vectors, 1,000 queries.</w:t>
+        <w:t xml:space="preserve"> 100,000 sentences embedded with all-MiniLM-L6-v2 (sentence-transformers). 384 dimensions. L2-normalized. 99,000 database vectors, 1,000 queries from same distribution.</w:t>
       </w:r>
     </w:p>
     <w:p>
@@ -528,7 +506,19 @@
         <w:t>Synthetic clustered:</w:t>
       </w:r>
       <w:r>
-        <w:t xml:space="preserve"> 50,000 vectors generated from 100 cluster centers with Gaussian noise (σ=0.3) at 768 dimensions. L2-normalized.</w:t>
+        <w:t xml:space="preserve"> 99,000 vectors generated from 100 cluster centers with Gaussian noise (σ=0.15) at 384 dimensions. L2-normalized. 1,000 queries from same distribution.</w:t>
+      </w:r>
+    </w:p>
+    <w:p>
+      <w:r/>
+      <w:r>
+        <w:rPr>
+          <w:b/>
+        </w:rPr>
+        <w:t>Synthetic random:</w:t>
+      </w:r>
+      <w:r>
+        <w:t xml:space="preserve"> 99,000 uniformly random unit vectors at 384 dimensions. 1,000 random queries.</w:t>
       </w:r>
     </w:p>
     <w:p>
@@ -544,7 +534,7 @@
         <w:pStyle w:val="ListBullet"/>
       </w:pPr>
       <w:r>
-        <w:t>Ground truth: exact top-10 by float32 inner product (FAISS IndexFlatIP)</w:t>
+        <w:t>Ground truth: exact top-10 by float32 inner product (brute-force)</w:t>
       </w:r>
     </w:p>
     <w:p>
@@ -560,7 +550,7 @@
         <w:pStyle w:val="ListBullet"/>
       </w:pPr>
       <w:r>
-        <w:t>All results averaged over 5 runs (recall is deterministic; latency reported as mean ± std)</w:t>
+        <w:t>All results averaged over full query set (recall is deterministic for fixed data)</w:t>
       </w:r>
     </w:p>
     <w:p>
@@ -568,7 +558,7 @@
         <w:pStyle w:val="ListBullet"/>
       </w:pPr>
       <w:r>
-        <w:t>Baselines evaluated under identical conditions (same data, same queries, same hardware)</w:t>
+        <w:t>Latency reported as mean per query</w:t>
       </w:r>
     </w:p>
     <w:p>
@@ -584,7 +574,7 @@
         <w:pStyle w:val="Heading2"/>
       </w:pPr>
       <w:r>
-        <w:t>5.1 Ablation Study (99K real embeddings, dim=384)</w:t>
+        <w:t>5.1 Ablation Study: Binary vs Two-Stage</w:t>
       </w:r>
     </w:p>
     <w:tbl>
@@ -595,15 +585,29 @@
         <w:tblLook w:firstColumn="1" w:firstRow="1" w:lastColumn="0" w:lastRow="0" w:noHBand="0" w:noVBand="1" w:val="04A0"/>
       </w:tblPr>
       <w:tblGrid>
-        <w:gridCol w:w="2160"/>
-        <w:gridCol w:w="2160"/>
-        <w:gridCol w:w="2160"/>
-        <w:gridCol w:w="2160"/>
+        <w:gridCol w:w="1728"/>
+        <w:gridCol w:w="1728"/>
+        <w:gridCol w:w="1728"/>
+        <w:gridCol w:w="1728"/>
+        <w:gridCol w:w="1728"/>
       </w:tblGrid>
       <w:tr>
         <w:tc>
           <w:tcPr>
-            <w:tcW w:type="dxa" w:w="2160"/>
+            <w:tcW w:type="dxa" w:w="1728"/>
+          </w:tcPr>
+          <w:p>
+            <w:r>
+              <w:rPr>
+                <w:b/>
+              </w:rPr>
+              <w:t>Dataset</w:t>
+            </w:r>
+          </w:p>
+        </w:tc>
+        <w:tc>
+          <w:tcPr>
+            <w:tcW w:type="dxa" w:w="1728"/>
           </w:tcPr>
           <w:p>
             <w:r>
@@ -616,7 +620,7 @@
         </w:tc>
         <w:tc>
           <w:tcPr>
-            <w:tcW w:type="dxa" w:w="2160"/>
+            <w:tcW w:type="dxa" w:w="1728"/>
           </w:tcPr>
           <w:p>
             <w:r>
@@ -629,7 +633,7 @@
         </w:tc>
         <w:tc>
           <w:tcPr>
-            <w:tcW w:type="dxa" w:w="2160"/>
+            <w:tcW w:type="dxa" w:w="1728"/>
           </w:tcPr>
           <w:p>
             <w:r>
@@ -642,7 +646,7 @@
         </w:tc>
         <w:tc>
           <w:tcPr>
-            <w:tcW w:type="dxa" w:w="2160"/>
+            <w:tcW w:type="dxa" w:w="1728"/>
           </w:tcPr>
           <w:p>
             <w:r>
@@ -657,41 +661,51 @@
       <w:tr>
         <w:tc>
           <w:tcPr>
-            <w:tcW w:type="dxa" w:w="2160"/>
+            <w:tcW w:type="dxa" w:w="1728"/>
           </w:tcPr>
           <w:p>
             <w:r>
-              <w:t>Binary only (no rerank)</w:t>
+              <w:t>MiniLM (99K)</w:t>
             </w:r>
           </w:p>
         </w:tc>
         <w:tc>
           <w:tcPr>
-            <w:tcW w:type="dxa" w:w="2160"/>
+            <w:tcW w:type="dxa" w:w="1728"/>
           </w:tcPr>
           <w:p>
             <w:r>
-              <w:t>0.735</w:t>
+              <w:t>Binary only</w:t>
             </w:r>
           </w:p>
         </w:tc>
         <w:tc>
           <w:tcPr>
-            <w:tcW w:type="dxa" w:w="2160"/>
+            <w:tcW w:type="dxa" w:w="1728"/>
           </w:tcPr>
           <w:p>
             <w:r>
-              <w:t>&lt;1ms</w:t>
+              <w:t>0.654</w:t>
             </w:r>
           </w:p>
         </w:tc>
         <w:tc>
           <w:tcPr>
-            <w:tcW w:type="dxa" w:w="2160"/>
+            <w:tcW w:type="dxa" w:w="1728"/>
           </w:tcPr>
           <w:p>
             <w:r>
-              <w:t>4.5 MB</w:t>
+              <w:t>0.49ms</w:t>
+            </w:r>
+          </w:p>
+        </w:tc>
+        <w:tc>
+          <w:tcPr>
+            <w:tcW w:type="dxa" w:w="1728"/>
+          </w:tcPr>
+          <w:p>
+            <w:r>
+              <w:t>4.53 MB</w:t>
             </w:r>
           </w:p>
         </w:tc>
@@ -699,41 +713,51 @@
       <w:tr>
         <w:tc>
           <w:tcPr>
-            <w:tcW w:type="dxa" w:w="2160"/>
+            <w:tcW w:type="dxa" w:w="1728"/>
           </w:tcPr>
           <w:p>
             <w:r>
-              <w:t>Float only (brute force)</w:t>
+              <w:t>MiniLM (99K)</w:t>
             </w:r>
           </w:p>
         </w:tc>
         <w:tc>
           <w:tcPr>
-            <w:tcW w:type="dxa" w:w="2160"/>
+            <w:tcW w:type="dxa" w:w="1728"/>
           </w:tcPr>
           <w:p>
             <w:r>
-              <w:t>1.000</w:t>
+              <w:t>Two-stage rf=10</w:t>
             </w:r>
           </w:p>
         </w:tc>
         <w:tc>
           <w:tcPr>
-            <w:tcW w:type="dxa" w:w="2160"/>
+            <w:tcW w:type="dxa" w:w="1728"/>
           </w:tcPr>
           <w:p>
             <w:r>
-              <w:t>0.05ms</w:t>
+              <w:t>0.992</w:t>
             </w:r>
           </w:p>
         </w:tc>
         <w:tc>
           <w:tcPr>
-            <w:tcW w:type="dxa" w:w="2160"/>
+            <w:tcW w:type="dxa" w:w="1728"/>
           </w:tcPr>
           <w:p>
             <w:r>
-              <w:t>145 MB</w:t>
+              <w:t>0.53ms</w:t>
+            </w:r>
+          </w:p>
+        </w:tc>
+        <w:tc>
+          <w:tcPr>
+            <w:tcW w:type="dxa" w:w="1728"/>
+          </w:tcPr>
+          <w:p>
+            <w:r>
+              <w:t>4.53 + 145 MB</w:t>
             </w:r>
           </w:p>
         </w:tc>
@@ -741,41 +765,155 @@
       <w:tr>
         <w:tc>
           <w:tcPr>
-            <w:tcW w:type="dxa" w:w="2160"/>
+            <w:tcW w:type="dxa" w:w="1728"/>
           </w:tcPr>
           <w:p>
             <w:r>
-              <w:t>Two-stage (rf=10)</w:t>
+              <w:t>Synthetic clustered (99K)</w:t>
             </w:r>
           </w:p>
         </w:tc>
         <w:tc>
           <w:tcPr>
-            <w:tcW w:type="dxa" w:w="2160"/>
+            <w:tcW w:type="dxa" w:w="1728"/>
           </w:tcPr>
           <w:p>
             <w:r>
-              <w:t>0.889</w:t>
+              <w:t>Binary only</w:t>
             </w:r>
           </w:p>
         </w:tc>
         <w:tc>
           <w:tcPr>
-            <w:tcW w:type="dxa" w:w="2160"/>
+            <w:tcW w:type="dxa" w:w="1728"/>
           </w:tcPr>
           <w:p>
             <w:r>
-              <w:t>8.6ms</w:t>
+              <w:t>0.108</w:t>
             </w:r>
           </w:p>
         </w:tc>
         <w:tc>
           <w:tcPr>
-            <w:tcW w:type="dxa" w:w="2160"/>
+            <w:tcW w:type="dxa" w:w="1728"/>
           </w:tcPr>
           <w:p>
             <w:r>
-              <w:t>4.5 + 145 MB</w:t>
+              <w:t>0.49ms</w:t>
+            </w:r>
+          </w:p>
+        </w:tc>
+        <w:tc>
+          <w:tcPr>
+            <w:tcW w:type="dxa" w:w="1728"/>
+          </w:tcPr>
+          <w:p>
+            <w:r>
+              <w:t>4.53 MB</w:t>
+            </w:r>
+          </w:p>
+        </w:tc>
+      </w:tr>
+      <w:tr>
+        <w:tc>
+          <w:tcPr>
+            <w:tcW w:type="dxa" w:w="1728"/>
+          </w:tcPr>
+          <w:p>
+            <w:r>
+              <w:t>Synthetic clustered (99K)</w:t>
+            </w:r>
+          </w:p>
+        </w:tc>
+        <w:tc>
+          <w:tcPr>
+            <w:tcW w:type="dxa" w:w="1728"/>
+          </w:tcPr>
+          <w:p>
+            <w:r>
+              <w:t>Two-stage rf=10</w:t>
+            </w:r>
+          </w:p>
+        </w:tc>
+        <w:tc>
+          <w:tcPr>
+            <w:tcW w:type="dxa" w:w="1728"/>
+          </w:tcPr>
+          <w:p>
+            <w:r>
+              <w:t>0.313</w:t>
+            </w:r>
+          </w:p>
+        </w:tc>
+        <w:tc>
+          <w:tcPr>
+            <w:tcW w:type="dxa" w:w="1728"/>
+          </w:tcPr>
+          <w:p>
+            <w:r>
+              <w:t>0.55ms</w:t>
+            </w:r>
+          </w:p>
+        </w:tc>
+        <w:tc>
+          <w:tcPr>
+            <w:tcW w:type="dxa" w:w="1728"/>
+          </w:tcPr>
+          <w:p>
+            <w:r>
+              <w:t>4.53 + 145 MB</w:t>
+            </w:r>
+          </w:p>
+        </w:tc>
+      </w:tr>
+      <w:tr>
+        <w:tc>
+          <w:tcPr>
+            <w:tcW w:type="dxa" w:w="1728"/>
+          </w:tcPr>
+          <w:p>
+            <w:r>
+              <w:t>Synthetic clustered (99K)</w:t>
+            </w:r>
+          </w:p>
+        </w:tc>
+        <w:tc>
+          <w:tcPr>
+            <w:tcW w:type="dxa" w:w="1728"/>
+          </w:tcPr>
+          <w:p>
+            <w:r>
+              <w:t>Two-stage rf=500</w:t>
+            </w:r>
+          </w:p>
+        </w:tc>
+        <w:tc>
+          <w:tcPr>
+            <w:tcW w:type="dxa" w:w="1728"/>
+          </w:tcPr>
+          <w:p>
+            <w:r>
+              <w:t>0.954</w:t>
+            </w:r>
+          </w:p>
+        </w:tc>
+        <w:tc>
+          <w:tcPr>
+            <w:tcW w:type="dxa" w:w="1728"/>
+          </w:tcPr>
+          <w:p>
+            <w:r>
+              <w:t>2.30ms</w:t>
+            </w:r>
+          </w:p>
+        </w:tc>
+        <w:tc>
+          <w:tcPr>
+            <w:tcW w:type="dxa" w:w="1728"/>
+          </w:tcPr>
+          <w:p>
+            <w:r>
+              <w:t>4.53 + 145 MB</w:t>
             </w:r>
           </w:p>
         </w:tc>
@@ -784,7 +922,7 @@
     <w:p/>
     <w:p>
       <w:r>
-        <w:t>The two-stage design recovers 15.4 percentage points of recall over binary-only (0.889 vs 0.735) by applying float reranking to the binary-filtered candidate set. The recall gap to brute force (11.1 points) is attributable to sign-bit quantization noise — some true neighbors receive similar Hamming distances to non-neighbors and are excluded from the candidate set.</w:t>
+        <w:t>Binary filtering alone is insufficient for high-recall retrieval. Float reranking recovers most nearest-neighbor quality: on MiniLM embeddings, recall jumps from 0.654 to 0.992 with just rf=10. On synthetic data with weaker cluster structure, higher rf is needed (rf=500 for 0.954 recall).</w:t>
       </w:r>
     </w:p>
     <w:p>
@@ -792,7 +930,7 @@
         <w:pStyle w:val="Heading2"/>
       </w:pPr>
       <w:r>
-        <w:t>5.2 Real Semantic Embeddings (99K, dim=384)</w:t>
+        <w:t>5.2 Real Sentence-Transformer Embeddings (99K, MiniLM, dim=384)</w:t>
       </w:r>
     </w:p>
     <w:tbl>
@@ -844,7 +982,7 @@
               <w:rPr>
                 <w:b/>
               </w:rPr>
-              <w:t>Latency (mean ± std)</w:t>
+              <w:t>Latency</w:t>
             </w:r>
           </w:p>
         </w:tc>
@@ -869,7 +1007,7 @@
           </w:tcPr>
           <w:p>
             <w:r>
-              <w:t>bitcache rf=10</w:t>
+              <w:t>BinaryIndex (no rerank)</w:t>
             </w:r>
           </w:p>
         </w:tc>
@@ -879,7 +1017,7 @@
           </w:tcPr>
           <w:p>
             <w:r>
-              <w:t>0.8887 ± 0.0000</w:t>
+              <w:t>0.654</w:t>
             </w:r>
           </w:p>
         </w:tc>
@@ -889,7 +1027,7 @@
           </w:tcPr>
           <w:p>
             <w:r>
-              <w:t>8.60 ± 0.03 ms</w:t>
+              <w:t>0.49ms</w:t>
             </w:r>
           </w:p>
         </w:tc>
@@ -899,7 +1037,7 @@
           </w:tcPr>
           <w:p>
             <w:r>
-              <w:t>116</w:t>
+              <w:t>2,025</w:t>
             </w:r>
           </w:p>
         </w:tc>
@@ -911,7 +1049,7 @@
           </w:tcPr>
           <w:p>
             <w:r>
-              <w:t>bitcache rf=100</w:t>
+              <w:t>TwoStage rf=10</w:t>
             </w:r>
           </w:p>
         </w:tc>
@@ -921,7 +1059,7 @@
           </w:tcPr>
           <w:p>
             <w:r>
-              <w:t>0.8895 ± 0.0000</w:t>
+              <w:t>0.992</w:t>
             </w:r>
           </w:p>
         </w:tc>
@@ -931,7 +1069,7 @@
           </w:tcPr>
           <w:p>
             <w:r>
-              <w:t>9.06 ± 0.02 ms</w:t>
+              <w:t>0.53ms</w:t>
             </w:r>
           </w:p>
         </w:tc>
@@ -941,7 +1079,7 @@
           </w:tcPr>
           <w:p>
             <w:r>
-              <w:t>110</w:t>
+              <w:t>1,896</w:t>
             </w:r>
           </w:p>
         </w:tc>
@@ -953,7 +1091,7 @@
           </w:tcPr>
           <w:p>
             <w:r>
-              <w:t>bitcache rf=500</w:t>
+              <w:t>TwoStage rf=50</w:t>
             </w:r>
           </w:p>
         </w:tc>
@@ -963,7 +1101,7 @@
           </w:tcPr>
           <w:p>
             <w:r>
-              <w:t>0.8909 ± 0.0000</w:t>
+              <w:t>0.993</w:t>
             </w:r>
           </w:p>
         </w:tc>
@@ -973,7 +1111,7 @@
           </w:tcPr>
           <w:p>
             <w:r>
-              <w:t>11.25 ± 0.21 ms</w:t>
+              <w:t>0.66ms</w:t>
             </w:r>
           </w:p>
         </w:tc>
@@ -983,7 +1121,7 @@
           </w:tcPr>
           <w:p>
             <w:r>
-              <w:t>89</w:t>
+              <w:t>1,524</w:t>
             </w:r>
           </w:p>
         </w:tc>
@@ -995,7 +1133,7 @@
           </w:tcPr>
           <w:p>
             <w:r>
-              <w:t>FAISS HNSW (M=32, ef=64)</w:t>
+              <w:t>TwoStage rf=100</w:t>
             </w:r>
           </w:p>
         </w:tc>
@@ -1005,7 +1143,7 @@
           </w:tcPr>
           <w:p>
             <w:r>
-              <w:t>0.8798 ± 0.0000</w:t>
+              <w:t>0.993</w:t>
             </w:r>
           </w:p>
         </w:tc>
@@ -1015,7 +1153,7 @@
           </w:tcPr>
           <w:p>
             <w:r>
-              <w:t>0.012 ± 0.001 ms</w:t>
+              <w:t>0.84ms</w:t>
             </w:r>
           </w:p>
         </w:tc>
@@ -1025,7 +1163,91 @@
           </w:tcPr>
           <w:p>
             <w:r>
-              <w:t>~86,000</w:t>
+              <w:t>1,191</w:t>
+            </w:r>
+          </w:p>
+        </w:tc>
+      </w:tr>
+      <w:tr>
+        <w:tc>
+          <w:tcPr>
+            <w:tcW w:type="dxa" w:w="2160"/>
+          </w:tcPr>
+          <w:p>
+            <w:r>
+              <w:t>TwoStage rf=500</w:t>
+            </w:r>
+          </w:p>
+        </w:tc>
+        <w:tc>
+          <w:tcPr>
+            <w:tcW w:type="dxa" w:w="2160"/>
+          </w:tcPr>
+          <w:p>
+            <w:r>
+              <w:t>0.993</w:t>
+            </w:r>
+          </w:p>
+        </w:tc>
+        <w:tc>
+          <w:tcPr>
+            <w:tcW w:type="dxa" w:w="2160"/>
+          </w:tcPr>
+          <w:p>
+            <w:r>
+              <w:t>2.19ms</w:t>
+            </w:r>
+          </w:p>
+        </w:tc>
+        <w:tc>
+          <w:tcPr>
+            <w:tcW w:type="dxa" w:w="2160"/>
+          </w:tcPr>
+          <w:p>
+            <w:r>
+              <w:t>458</w:t>
+            </w:r>
+          </w:p>
+        </w:tc>
+      </w:tr>
+      <w:tr>
+        <w:tc>
+          <w:tcPr>
+            <w:tcW w:type="dxa" w:w="2160"/>
+          </w:tcPr>
+          <w:p>
+            <w:r>
+              <w:t>TwoStage rf=1000</w:t>
+            </w:r>
+          </w:p>
+        </w:tc>
+        <w:tc>
+          <w:tcPr>
+            <w:tcW w:type="dxa" w:w="2160"/>
+          </w:tcPr>
+          <w:p>
+            <w:r>
+              <w:t>0.994</w:t>
+            </w:r>
+          </w:p>
+        </w:tc>
+        <w:tc>
+          <w:tcPr>
+            <w:tcW w:type="dxa" w:w="2160"/>
+          </w:tcPr>
+          <w:p>
+            <w:r>
+              <w:t>3.75ms</w:t>
+            </w:r>
+          </w:p>
+        </w:tc>
+        <w:tc>
+          <w:tcPr>
+            <w:tcW w:type="dxa" w:w="2160"/>
+          </w:tcPr>
+          <w:p>
+            <w:r>
+              <w:t>267</w:t>
             </w:r>
           </w:p>
         </w:tc>
@@ -1034,19 +1256,7 @@
     <w:p/>
     <w:p>
       <w:r>
-        <w:t>bitcache achieved higher recall than FAISS HNSW under the tested configuration (0.889 vs 0.880). FAISS HNSW is approximately 700x faster due to C++ implementation with SIMD optimization. The recall difference is attributable to exhaustive scan guaranteeing candidate coverage, while graph navigation may miss neighbors in certain graph regions.</w:t>
-      </w:r>
-    </w:p>
-    <w:p>
-      <w:r/>
-      <w:r>
-        <w:rPr>
-          <w:b/>
-        </w:rPr>
-        <w:t>Note:</w:t>
-      </w:r>
-      <w:r>
-        <w:t xml:space="preserve"> The throughput gap (116 vs 86,000 QPS) reflects implementation language difference (Python vs C++), not architectural limitation. FAISS IndexBinaryFlat achieves 16,000 QPS on the same binary codes using optimized C++.</w:t>
+        <w:t>On real sentence-transformer embeddings, recall saturates at 0.992 even at rf=10. This indicates that MiniLM embeddings have strong binary-preserving structure: the top-10 candidates by Hamming distance almost always contain the true float-space neighbors.</w:t>
       </w:r>
     </w:p>
     <w:p>
@@ -1054,7 +1264,7 @@
         <w:pStyle w:val="Heading2"/>
       </w:pPr>
       <w:r>
-        <w:t>5.3 Recall-Latency Tradeoff (50K synthetic, dim=768)</w:t>
+        <w:t>5.3 Recall-Latency Tradeoff (99K synthetic clustered, dim=384)</w:t>
       </w:r>
     </w:p>
     <w:tbl>
@@ -1065,17 +1275,15 @@
         <w:tblLook w:firstColumn="1" w:firstRow="1" w:lastColumn="0" w:lastRow="0" w:noHBand="0" w:noVBand="1" w:val="04A0"/>
       </w:tblPr>
       <w:tblGrid>
-        <w:gridCol w:w="1440"/>
-        <w:gridCol w:w="1440"/>
-        <w:gridCol w:w="1440"/>
-        <w:gridCol w:w="1440"/>
-        <w:gridCol w:w="1440"/>
-        <w:gridCol w:w="1440"/>
+        <w:gridCol w:w="2160"/>
+        <w:gridCol w:w="2160"/>
+        <w:gridCol w:w="2160"/>
+        <w:gridCol w:w="2160"/>
       </w:tblGrid>
       <w:tr>
         <w:tc>
           <w:tcPr>
-            <w:tcW w:type="dxa" w:w="1440"/>
+            <w:tcW w:type="dxa" w:w="2160"/>
           </w:tcPr>
           <w:p>
             <w:r>
@@ -1088,7 +1296,7 @@
         </w:tc>
         <w:tc>
           <w:tcPr>
-            <w:tcW w:type="dxa" w:w="1440"/>
+            <w:tcW w:type="dxa" w:w="2160"/>
           </w:tcPr>
           <w:p>
             <w:r>
@@ -1101,46 +1309,20 @@
         </w:tc>
         <w:tc>
           <w:tcPr>
-            <w:tcW w:type="dxa" w:w="1440"/>
+            <w:tcW w:type="dxa" w:w="2160"/>
           </w:tcPr>
           <w:p>
             <w:r>
               <w:rPr>
                 <w:b/>
               </w:rPr>
-              <w:t>Avg Latency</w:t>
+              <w:t>Latency</w:t>
             </w:r>
           </w:p>
         </w:tc>
         <w:tc>
           <w:tcPr>
-            <w:tcW w:type="dxa" w:w="1440"/>
-          </w:tcPr>
-          <w:p>
-            <w:r>
-              <w:rPr>
-                <w:b/>
-              </w:rPr>
-              <w:t>p50</w:t>
-            </w:r>
-          </w:p>
-        </w:tc>
-        <w:tc>
-          <w:tcPr>
-            <w:tcW w:type="dxa" w:w="1440"/>
-          </w:tcPr>
-          <w:p>
-            <w:r>
-              <w:rPr>
-                <w:b/>
-              </w:rPr>
-              <w:t>p95</w:t>
-            </w:r>
-          </w:p>
-        </w:tc>
-        <w:tc>
-          <w:tcPr>
-            <w:tcW w:type="dxa" w:w="1440"/>
+            <w:tcW w:type="dxa" w:w="2160"/>
           </w:tcPr>
           <w:p>
             <w:r>
@@ -1155,7 +1337,7 @@
       <w:tr>
         <w:tc>
           <w:tcPr>
-            <w:tcW w:type="dxa" w:w="1440"/>
+            <w:tcW w:type="dxa" w:w="2160"/>
           </w:tcPr>
           <w:p>
             <w:r>
@@ -1165,51 +1347,31 @@
         </w:tc>
         <w:tc>
           <w:tcPr>
-            <w:tcW w:type="dxa" w:w="1440"/>
+            <w:tcW w:type="dxa" w:w="2160"/>
           </w:tcPr>
           <w:p>
             <w:r>
-              <w:t>0.303</w:t>
+              <w:t>0.313</w:t>
             </w:r>
           </w:p>
         </w:tc>
         <w:tc>
           <w:tcPr>
-            <w:tcW w:type="dxa" w:w="1440"/>
+            <w:tcW w:type="dxa" w:w="2160"/>
           </w:tcPr>
           <w:p>
             <w:r>
-              <w:t>7.8ms</w:t>
+              <w:t>0.55ms</w:t>
             </w:r>
           </w:p>
         </w:tc>
         <w:tc>
           <w:tcPr>
-            <w:tcW w:type="dxa" w:w="1440"/>
+            <w:tcW w:type="dxa" w:w="2160"/>
           </w:tcPr>
           <w:p>
             <w:r>
-              <w:t>7.6ms</w:t>
-            </w:r>
-          </w:p>
-        </w:tc>
-        <w:tc>
-          <w:tcPr>
-            <w:tcW w:type="dxa" w:w="1440"/>
-          </w:tcPr>
-          <w:p>
-            <w:r>
-              <w:t>8.1ms</w:t>
-            </w:r>
-          </w:p>
-        </w:tc>
-        <w:tc>
-          <w:tcPr>
-            <w:tcW w:type="dxa" w:w="1440"/>
-          </w:tcPr>
-          <w:p>
-            <w:r>
-              <w:t>129</w:t>
+              <w:t>1,895</w:t>
             </w:r>
           </w:p>
         </w:tc>
@@ -1217,7 +1379,7 @@
       <w:tr>
         <w:tc>
           <w:tcPr>
-            <w:tcW w:type="dxa" w:w="1440"/>
+            <w:tcW w:type="dxa" w:w="2160"/>
           </w:tcPr>
           <w:p>
             <w:r>
@@ -1227,51 +1389,31 @@
         </w:tc>
         <w:tc>
           <w:tcPr>
-            <w:tcW w:type="dxa" w:w="1440"/>
+            <w:tcW w:type="dxa" w:w="2160"/>
           </w:tcPr>
           <w:p>
             <w:r>
-              <w:t>0.449</w:t>
+              <w:t>0.461</w:t>
             </w:r>
           </w:p>
         </w:tc>
         <w:tc>
           <w:tcPr>
-            <w:tcW w:type="dxa" w:w="1440"/>
+            <w:tcW w:type="dxa" w:w="2160"/>
           </w:tcPr>
           <w:p>
             <w:r>
-              <w:t>7.7ms</w:t>
+              <w:t>0.58ms</w:t>
             </w:r>
           </w:p>
         </w:tc>
         <w:tc>
           <w:tcPr>
-            <w:tcW w:type="dxa" w:w="1440"/>
+            <w:tcW w:type="dxa" w:w="2160"/>
           </w:tcPr>
           <w:p>
             <w:r>
-              <w:t>7.7ms</w:t>
-            </w:r>
-          </w:p>
-        </w:tc>
-        <w:tc>
-          <w:tcPr>
-            <w:tcW w:type="dxa" w:w="1440"/>
-          </w:tcPr>
-          <w:p>
-            <w:r>
-              <w:t>8.3ms</w:t>
-            </w:r>
-          </w:p>
-        </w:tc>
-        <w:tc>
-          <w:tcPr>
-            <w:tcW w:type="dxa" w:w="1440"/>
-          </w:tcPr>
-          <w:p>
-            <w:r>
-              <w:t>130</w:t>
+              <w:t>1,711</w:t>
             </w:r>
           </w:p>
         </w:tc>
@@ -1279,7 +1421,7 @@
       <w:tr>
         <w:tc>
           <w:tcPr>
-            <w:tcW w:type="dxa" w:w="1440"/>
+            <w:tcW w:type="dxa" w:w="2160"/>
           </w:tcPr>
           <w:p>
             <w:r>
@@ -1289,51 +1431,31 @@
         </w:tc>
         <w:tc>
           <w:tcPr>
-            <w:tcW w:type="dxa" w:w="1440"/>
+            <w:tcW w:type="dxa" w:w="2160"/>
           </w:tcPr>
           <w:p>
             <w:r>
-              <w:t>0.557</w:t>
+              <w:t>0.590</w:t>
             </w:r>
           </w:p>
         </w:tc>
         <w:tc>
           <w:tcPr>
-            <w:tcW w:type="dxa" w:w="1440"/>
+            <w:tcW w:type="dxa" w:w="2160"/>
           </w:tcPr>
           <w:p>
             <w:r>
-              <w:t>7.9ms</w:t>
+              <w:t>0.67ms</w:t>
             </w:r>
           </w:p>
         </w:tc>
         <w:tc>
           <w:tcPr>
-            <w:tcW w:type="dxa" w:w="1440"/>
+            <w:tcW w:type="dxa" w:w="2160"/>
           </w:tcPr>
           <w:p>
             <w:r>
-              <w:t>7.9ms</w:t>
-            </w:r>
-          </w:p>
-        </w:tc>
-        <w:tc>
-          <w:tcPr>
-            <w:tcW w:type="dxa" w:w="1440"/>
-          </w:tcPr>
-          <w:p>
-            <w:r>
-              <w:t>8.4ms</w:t>
-            </w:r>
-          </w:p>
-        </w:tc>
-        <w:tc>
-          <w:tcPr>
-            <w:tcW w:type="dxa" w:w="1440"/>
-          </w:tcPr>
-          <w:p>
-            <w:r>
-              <w:t>127</w:t>
+              <w:t>1,504</w:t>
             </w:r>
           </w:p>
         </w:tc>
@@ -1341,7 +1463,7 @@
       <w:tr>
         <w:tc>
           <w:tcPr>
-            <w:tcW w:type="dxa" w:w="1440"/>
+            <w:tcW w:type="dxa" w:w="2160"/>
           </w:tcPr>
           <w:p>
             <w:r>
@@ -1351,51 +1473,31 @@
         </w:tc>
         <w:tc>
           <w:tcPr>
-            <w:tcW w:type="dxa" w:w="1440"/>
+            <w:tcW w:type="dxa" w:w="2160"/>
           </w:tcPr>
           <w:p>
             <w:r>
-              <w:t>0.687</w:t>
+              <w:t>0.711</w:t>
             </w:r>
           </w:p>
         </w:tc>
         <w:tc>
           <w:tcPr>
-            <w:tcW w:type="dxa" w:w="1440"/>
+            <w:tcW w:type="dxa" w:w="2160"/>
           </w:tcPr>
           <w:p>
             <w:r>
-              <w:t>8.2ms</w:t>
+              <w:t>0.85ms</w:t>
             </w:r>
           </w:p>
         </w:tc>
         <w:tc>
           <w:tcPr>
-            <w:tcW w:type="dxa" w:w="1440"/>
+            <w:tcW w:type="dxa" w:w="2160"/>
           </w:tcPr>
           <w:p>
             <w:r>
-              <w:t>8.2ms</w:t>
-            </w:r>
-          </w:p>
-        </w:tc>
-        <w:tc>
-          <w:tcPr>
-            <w:tcW w:type="dxa" w:w="1440"/>
-          </w:tcPr>
-          <w:p>
-            <w:r>
-              <w:t>8.6ms</w:t>
-            </w:r>
-          </w:p>
-        </w:tc>
-        <w:tc>
-          <w:tcPr>
-            <w:tcW w:type="dxa" w:w="1440"/>
-          </w:tcPr>
-          <w:p>
-            <w:r>
-              <w:t>122</w:t>
+              <w:t>1,182</w:t>
             </w:r>
           </w:p>
         </w:tc>
@@ -1403,7 +1505,7 @@
       <w:tr>
         <w:tc>
           <w:tcPr>
-            <w:tcW w:type="dxa" w:w="1440"/>
+            <w:tcW w:type="dxa" w:w="2160"/>
           </w:tcPr>
           <w:p>
             <w:r>
@@ -1413,51 +1515,31 @@
         </w:tc>
         <w:tc>
           <w:tcPr>
-            <w:tcW w:type="dxa" w:w="1440"/>
+            <w:tcW w:type="dxa" w:w="2160"/>
           </w:tcPr>
           <w:p>
             <w:r>
-              <w:t>0.802</w:t>
+              <w:t>0.824</w:t>
             </w:r>
           </w:p>
         </w:tc>
         <w:tc>
           <w:tcPr>
-            <w:tcW w:type="dxa" w:w="1440"/>
+            <w:tcW w:type="dxa" w:w="2160"/>
           </w:tcPr>
           <w:p>
             <w:r>
-              <w:t>8.9ms</w:t>
+              <w:t>1.22ms</w:t>
             </w:r>
           </w:p>
         </w:tc>
         <w:tc>
           <w:tcPr>
-            <w:tcW w:type="dxa" w:w="1440"/>
+            <w:tcW w:type="dxa" w:w="2160"/>
           </w:tcPr>
           <w:p>
             <w:r>
-              <w:t>8.9ms</w:t>
-            </w:r>
-          </w:p>
-        </w:tc>
-        <w:tc>
-          <w:tcPr>
-            <w:tcW w:type="dxa" w:w="1440"/>
-          </w:tcPr>
-          <w:p>
-            <w:r>
-              <w:t>9.7ms</w:t>
-            </w:r>
-          </w:p>
-        </w:tc>
-        <w:tc>
-          <w:tcPr>
-            <w:tcW w:type="dxa" w:w="1440"/>
-          </w:tcPr>
-          <w:p>
-            <w:r>
-              <w:t>112</w:t>
+              <w:t>823</w:t>
             </w:r>
           </w:p>
         </w:tc>
@@ -1465,7 +1547,7 @@
       <w:tr>
         <w:tc>
           <w:tcPr>
-            <w:tcW w:type="dxa" w:w="1440"/>
+            <w:tcW w:type="dxa" w:w="2160"/>
           </w:tcPr>
           <w:p>
             <w:r>
@@ -1475,51 +1557,31 @@
         </w:tc>
         <w:tc>
           <w:tcPr>
-            <w:tcW w:type="dxa" w:w="1440"/>
+            <w:tcW w:type="dxa" w:w="2160"/>
           </w:tcPr>
           <w:p>
             <w:r>
-              <w:t>0.935</w:t>
+              <w:t>0.933</w:t>
             </w:r>
           </w:p>
         </w:tc>
         <w:tc>
           <w:tcPr>
-            <w:tcW w:type="dxa" w:w="1440"/>
+            <w:tcW w:type="dxa" w:w="2160"/>
           </w:tcPr>
           <w:p>
             <w:r>
-              <w:t>10.1ms</w:t>
+              <w:t>2.33ms</w:t>
             </w:r>
           </w:p>
         </w:tc>
         <w:tc>
           <w:tcPr>
-            <w:tcW w:type="dxa" w:w="1440"/>
+            <w:tcW w:type="dxa" w:w="2160"/>
           </w:tcPr>
           <w:p>
             <w:r>
-              <w:t>10.1ms</w:t>
-            </w:r>
-          </w:p>
-        </w:tc>
-        <w:tc>
-          <w:tcPr>
-            <w:tcW w:type="dxa" w:w="1440"/>
-          </w:tcPr>
-          <w:p>
-            <w:r>
-              <w:t>10.9ms</w:t>
-            </w:r>
-          </w:p>
-        </w:tc>
-        <w:tc>
-          <w:tcPr>
-            <w:tcW w:type="dxa" w:w="1440"/>
-          </w:tcPr>
-          <w:p>
-            <w:r>
-              <w:t>99</w:t>
+              <w:t>429</w:t>
             </w:r>
           </w:p>
         </w:tc>
@@ -1527,7 +1589,7 @@
       <w:tr>
         <w:tc>
           <w:tcPr>
-            <w:tcW w:type="dxa" w:w="1440"/>
+            <w:tcW w:type="dxa" w:w="2160"/>
           </w:tcPr>
           <w:p>
             <w:r>
@@ -1537,51 +1599,31 @@
         </w:tc>
         <w:tc>
           <w:tcPr>
-            <w:tcW w:type="dxa" w:w="1440"/>
+            <w:tcW w:type="dxa" w:w="2160"/>
           </w:tcPr>
           <w:p>
             <w:r>
-              <w:t>0.973</w:t>
+              <w:t>0.975</w:t>
             </w:r>
           </w:p>
         </w:tc>
         <w:tc>
           <w:tcPr>
-            <w:tcW w:type="dxa" w:w="1440"/>
+            <w:tcW w:type="dxa" w:w="2160"/>
           </w:tcPr>
           <w:p>
             <w:r>
-              <w:t>14.9ms</w:t>
+              <w:t>4.15ms</w:t>
             </w:r>
           </w:p>
         </w:tc>
         <w:tc>
           <w:tcPr>
-            <w:tcW w:type="dxa" w:w="1440"/>
+            <w:tcW w:type="dxa" w:w="2160"/>
           </w:tcPr>
           <w:p>
             <w:r>
-              <w:t>14.6ms</w:t>
-            </w:r>
-          </w:p>
-        </w:tc>
-        <w:tc>
-          <w:tcPr>
-            <w:tcW w:type="dxa" w:w="1440"/>
-          </w:tcPr>
-          <w:p>
-            <w:r>
-              <w:t>15.7ms</w:t>
-            </w:r>
-          </w:p>
-        </w:tc>
-        <w:tc>
-          <w:tcPr>
-            <w:tcW w:type="dxa" w:w="1440"/>
-          </w:tcPr>
-          <w:p>
-            <w:r>
-              <w:t>67</w:t>
+              <w:t>241</w:t>
             </w:r>
           </w:p>
         </w:tc>
@@ -1590,7 +1632,7 @@
     <w:p/>
     <w:p>
       <w:r>
-        <w:t>Latency is approximately constant from rf=10 to rf=100 (~8ms), indicating that Stage 1 (binary scan) dominates. Reranking 1000 candidates adds approximately 7ms over the baseline scan cost.</w:t>
+        <w:t>The tradeoff is smooth and monotonic. Latency grows sublinearly with rf because Stage 1 (binary scan) dominates at low rf, and Stage 2 cost grows linearly but operates on a small candidate set.</w:t>
       </w:r>
     </w:p>
     <w:p>
@@ -1598,7 +1640,7 @@
         <w:pStyle w:val="Heading2"/>
       </w:pPr>
       <w:r>
-        <w:t>5.4 Scale Experiments (synthetic, dim=768)</w:t>
+        <w:t>5.4 Scale Experiments (synthetic clustered, dim=384, rf=100)</w:t>
       </w:r>
     </w:p>
     <w:tbl>
@@ -1637,7 +1679,7 @@
               <w:rPr>
                 <w:b/>
               </w:rPr>
-              <w:t>rf=500 Recall</w:t>
+              <w:t>Build Time</w:t>
             </w:r>
           </w:p>
         </w:tc>
@@ -1675,7 +1717,7 @@
           </w:tcPr>
           <w:p>
             <w:r>
-              <w:t>50K</w:t>
+              <w:t>10K</w:t>
             </w:r>
           </w:p>
         </w:tc>
@@ -1685,7 +1727,7 @@
           </w:tcPr>
           <w:p>
             <w:r>
-              <w:t>0.914</w:t>
+              <w:t>0.023s</w:t>
             </w:r>
           </w:p>
         </w:tc>
@@ -1695,7 +1737,7 @@
           </w:tcPr>
           <w:p>
             <w:r>
-              <w:t>9.2ms</w:t>
+              <w:t>0.32ms</w:t>
             </w:r>
           </w:p>
         </w:tc>
@@ -1705,7 +1747,7 @@
           </w:tcPr>
           <w:p>
             <w:r>
-              <w:t>108</w:t>
+              <w:t>3,177</w:t>
             </w:r>
           </w:p>
         </w:tc>
@@ -1717,7 +1759,7 @@
           </w:tcPr>
           <w:p>
             <w:r>
-              <w:t>500K</w:t>
+              <w:t>50K</w:t>
             </w:r>
           </w:p>
         </w:tc>
@@ -1727,7 +1769,7 @@
           </w:tcPr>
           <w:p>
             <w:r>
-              <w:t>0.722</w:t>
+              <w:t>0.115s</w:t>
             </w:r>
           </w:p>
         </w:tc>
@@ -1737,7 +1779,7 @@
           </w:tcPr>
           <w:p>
             <w:r>
-              <w:t>74.7ms</w:t>
+              <w:t>0.61ms</w:t>
             </w:r>
           </w:p>
         </w:tc>
@@ -1747,7 +1789,7 @@
           </w:tcPr>
           <w:p>
             <w:r>
-              <w:t>13.4</w:t>
+              <w:t>1,633</w:t>
             </w:r>
           </w:p>
         </w:tc>
@@ -1759,7 +1801,7 @@
           </w:tcPr>
           <w:p>
             <w:r>
-              <w:t>5M</w:t>
+              <w:t>100K</w:t>
             </w:r>
           </w:p>
         </w:tc>
@@ -1769,7 +1811,7 @@
           </w:tcPr>
           <w:p>
             <w:r>
-              <w:t>0.510</w:t>
+              <w:t>0.231s</w:t>
             </w:r>
           </w:p>
         </w:tc>
@@ -1779,7 +1821,7 @@
           </w:tcPr>
           <w:p>
             <w:r>
-              <w:t>784ms</w:t>
+              <w:t>0.89ms</w:t>
             </w:r>
           </w:p>
         </w:tc>
@@ -1789,7 +1831,7 @@
           </w:tcPr>
           <w:p>
             <w:r>
-              <w:t>1.3</w:t>
+              <w:t>1,130</w:t>
             </w:r>
           </w:p>
         </w:tc>
@@ -1798,7 +1840,7 @@
     <w:p/>
     <w:p>
       <w:r>
-        <w:t>Latency scales linearly with corpus size (confirmed O(n)). At 500K, latency is 75ms — acceptable for background retrieval. At 5M, latency exceeds 750ms, indicating the need for partition-based approaches at this scale.</w:t>
+        <w:t>Latency scales linearly with corpus size (confirmed O(n)). At 100K, latency remains sub-millisecond. Beyond 500K, partition-based routing is needed for interactive latency (addressed in Paper 2).</w:t>
       </w:r>
     </w:p>
     <w:p>
@@ -1865,7 +1907,7 @@
           </w:tcPr>
           <w:p>
             <w:r>
-              <w:t>194,886 vectors/sec</w:t>
+              <w:t>423,174 vectors/sec</w:t>
             </w:r>
           </w:p>
         </w:tc>
@@ -1887,7 +1929,7 @@
           </w:tcPr>
           <w:p>
             <w:r>
-              <w:t>O(1) (slot reuse)</w:t>
+              <w:t>5,611,146 ops/sec (O(1) slot reuse)</w:t>
             </w:r>
           </w:p>
         </w:tc>
@@ -1899,7 +1941,7 @@
           </w:tcPr>
           <w:p>
             <w:r>
-              <w:t>Build (50K)</w:t>
+              <w:t>Build (99K)</w:t>
             </w:r>
           </w:p>
         </w:tc>
@@ -1909,7 +1951,7 @@
           </w:tcPr>
           <w:p>
             <w:r>
-              <w:t>0.06s</w:t>
+              <w:t>0.23s</w:t>
             </w:r>
           </w:p>
         </w:tc>
@@ -1929,17 +1971,33 @@
         <w:pStyle w:val="Heading2"/>
       </w:pPr>
       <w:r>
-        <w:t>6.1 Why Exhaustive Scan Outperforms HNSW on Recall</w:t>
+        <w:t>6.1 Data Distribution Determines Recall</w:t>
       </w:r>
     </w:p>
     <w:p>
       <w:r>
-        <w:t>We were initially surprised that a simple binary scan outperformed HNSW on recall. After investigation, the explanation is straightforward: exhaustive scan evaluates every vector and cannot miss candidates, while HNSW graph navigation depends on edge connectivity. On our dataset, HNSW with M=32 and ef=64 occasionally fails to reach certain neighborhoods — particularly when semantically similar sentences end up in weakly-connected graph regions.</w:t>
+        <w:t>The most important finding is that recall depends heavily on data distribution:</w:t>
+      </w:r>
+    </w:p>
+    <w:p>
+      <w:pPr>
+        <w:pStyle w:val="ListBullet"/>
+      </w:pPr>
+      <w:r>
+        <w:t>Real MiniLM embeddings: 0.992 recall at rf=10. Sentence-transformer embeddings form tight semantic clusters that are well-preserved by sign-bit quantization.</w:t>
+      </w:r>
+    </w:p>
+    <w:p>
+      <w:pPr>
+        <w:pStyle w:val="ListBullet"/>
+      </w:pPr>
+      <w:r>
+        <w:t>Synthetic clustered (σ=0.15): 0.313 recall at rf=10, 0.954 at rf=500. Gaussian clusters with moderate noise require more candidates to recover true neighbors.</w:t>
       </w:r>
     </w:p>
     <w:p>
       <w:r>
-        <w:t>We want to be careful not to overclaim here. This result holds under our specific configuration. With higher ef values or different graph parameters, HNSW recall would likely improve. The point is not that binary scan is universally better, but that it provides a predictable baseline that does not depend on graph quality.</w:t>
+        <w:t>This means binary quantization is not universally effective — it works best when the embedding model produces vectors with strong directional structure (positive/negative dimensions carry semantic meaning).</w:t>
       </w:r>
     </w:p>
     <w:p>
@@ -1960,7 +2018,7 @@
         <w:pStyle w:val="ListBullet"/>
       </w:pPr>
       <w:r>
-        <w:t>Our initial implementation used a Python for-loop for popcount, which was 50x slower than the lookup table approach. The architecture looked unviable until we fixed this.</w:t>
+        <w:t>Our initial Python implementation achieved only 116 QPS. The architecture looked unviable for real-time use until we reimplemented in Rust, reaching 1,896 QPS (16x improvement).</w:t>
       </w:r>
     </w:p>
     <w:p>
@@ -1968,7 +2026,7 @@
         <w:pStyle w:val="ListBullet"/>
       </w:pPr>
       <w:r>
-        <w:t>We initially assumed higher rf would always improve recall. On real embeddings, recall plateaued at ~89% regardless of rf — revealing that the bottleneck was quantization noise, not candidate coverage. This took several experiments to diagnose.</w:t>
+        <w:t>We initially assumed higher rf would always improve recall. On MiniLM embeddings, recall plateaued at 0.992 regardless of rf — revealing that the bottleneck was not candidate coverage but the inherent quality of binary quantization on this data.</w:t>
       </w:r>
     </w:p>
     <w:p>
@@ -1976,7 +2034,7 @@
         <w:pStyle w:val="ListBullet"/>
       </w:pPr>
       <w:r>
-        <w:t>Synthetic clustered data gave much worse results than real embeddings. We spent time debugging before realizing this was expected: real sentence embeddings have much tighter cluster structure than random Gaussians with σ=0.3.</w:t>
+        <w:t>Synthetic data gave much worse results than real embeddings. This is expected: real sentence embeddings have tighter cluster structure than random Gaussians.</w:t>
       </w:r>
     </w:p>
     <w:p>
@@ -1992,7 +2050,7 @@
         <w:pStyle w:val="ListNumber"/>
       </w:pPr>
       <w:r>
-        <w:t>Throughput: 116 QPS in Python vs ~86,000 QPS for FAISS in C++. We acknowledge this is a large gap. However, the architecture is not the bottleneck — FAISS IndexBinaryFlat achieves 16,000 QPS on identical binary codes, suggesting a compiled version of our approach would be competitive. Update: We have since implemented the core engine in Rust with Python bindings via PyO3, achieving &gt;10,000 QPS on the same workload (see src/ in the repository).</w:t>
+        <w:t>Throughput vs FAISS: Our Rust implementation reaches 1,896 QPS (rf=10). FAISS HNSW achieves ~86,000 QPS in C++ with SIMD. The gap is smaller than the Python version (116 QPS) but still significant. FAISS IndexBinaryFlat achieves 16,000 QPS on identical binary codes, suggesting further SIMD optimization could close the remaining gap.</w:t>
       </w:r>
     </w:p>
     <w:p>
@@ -2000,7 +2058,7 @@
         <w:pStyle w:val="ListNumber"/>
       </w:pPr>
       <w:r>
-        <w:t>O(n) scan: Latency grows linearly. For our target use case (agent memory, 10K-500K), this is acceptable. Beyond that, partition routing is needed (addressed in Paper 2).</w:t>
+        <w:t>O(n) scan: Latency grows linearly. For agent memory (10K-500K), this is acceptable. Beyond that, partition routing is needed (Paper 2).</w:t>
       </w:r>
     </w:p>
     <w:p>
@@ -2008,7 +2066,7 @@
         <w:pStyle w:val="ListNumber"/>
       </w:pPr>
       <w:r>
-        <w:t>Recall ceiling: Around 89% on real embeddings regardless of rf. We traced this to sign-bit quantization noise — a fundamental limitation of 1-bit representation.</w:t>
+        <w:t>Data-dependent recall: Binary quantization works well on sentence-transformer embeddings but may not generalize to all embedding models.</w:t>
       </w:r>
     </w:p>
     <w:p>
@@ -2016,7 +2074,7 @@
         <w:pStyle w:val="ListNumber"/>
       </w:pPr>
       <w:r>
-        <w:t>Dataset scope: Validated on sentence-transformer embeddings. Other models may behave differently, though we expect similar results given shared semantic clustering properties.</w:t>
+        <w:t>Memory overhead: Two-stage requires storing both binary codes (4.53 MB) and float vectors (145 MB). The binary codes alone provide 32x compression but low recall; full recall requires the float vectors.</w:t>
       </w:r>
     </w:p>
     <w:p>
@@ -2024,7 +2082,7 @@
         <w:pStyle w:val="Heading2"/>
       </w:pPr>
       <w:r>
-        <w:t>6.3 Future Work</w:t>
+        <w:t>6.4 Future Work</w:t>
       </w:r>
     </w:p>
     <w:p>
@@ -2040,7 +2098,7 @@
         <w:pStyle w:val="ListBullet"/>
       </w:pPr>
       <w:r>
-        <w:t>Higher-bit first-stage quantization to raise the 89% recall ceiling</w:t>
+        <w:t>Higher-bit first-stage quantization (4-bit) to improve recall on weakly-clustered data</w:t>
       </w:r>
     </w:p>
     <w:p>
@@ -2048,7 +2106,15 @@
         <w:pStyle w:val="ListBullet"/>
       </w:pPr>
       <w:r>
-        <w:t>SIMD/compiled implementation to close the throughput gap Done: Rust implementation with hardware popcount achieves &gt;10,000 QPS</w:t>
+        <w:t>SIMD-optimized Hamming distance for further throughput improvement</w:t>
+      </w:r>
+    </w:p>
+    <w:p>
+      <w:pPr>
+        <w:pStyle w:val="ListBullet"/>
+      </w:pPr>
+      <w:r>
+        <w:t>Evaluation on additional embedding models (OpenAI, Cohere, BGE)</w:t>
       </w:r>
     </w:p>
     <w:p>
@@ -2061,12 +2127,12 @@
     </w:p>
     <w:p>
       <w:r>
-        <w:t>We presented a staged retrieval architecture that achieves 88.9% recall@10 on 99K real sentence-transformer embeddings through exhaustive binary filtering and float reranking. Under the tested configuration, this outperformed FAISS HNSW (88.0%) on recall while providing a tunable recall-latency tradeoff via the rerank factor parameter. The architecture builds instantly, supports streaming mutations, and requires no training — properties suited to persistent AI agent memory where knowledge evolves continuously. The primary limitations are Python-level throughput and O(n) scaling, both addressable through implementation optimization and partition routing respectively.</w:t>
+        <w:t>We presented Bitcache, a staged retrieval architecture that achieves 0.992 Recall@10 on real sentence-transformer embeddings and 0.954 on synthetic clustered data (rf=500) through exhaustive binary filtering and float reranking. The architecture provides a smooth, tunable recall-latency tradeoff via the rerank factor parameter. The Rust implementation reaches 1,896 QPS at high recall, builds in 0.23s, supports streaming inserts at 423K vectors/sec, and requires no training data.</w:t>
       </w:r>
     </w:p>
     <w:p>
       <w:r>
-        <w:t>The system has since been reimplemented in Rust with Python bindings (PyO3), closing the throughput gap while maintaining the same algorithmic properties. The Rust implementation uses hardware popcount intrinsics for binary distance computation and Rayon for parallel batch search.</w:t>
+        <w:t>The key finding is that recall is strongly data-dependent: real sentence embeddings achieve near-perfect recall even at low rf, while synthetic data requires higher rf. This motivates careful evaluation on target embedding models before deployment.</w:t>
       </w:r>
     </w:p>
     <w:p>

--- a/papers/docx/Paper1_Staged_Retrieval.docx
+++ b/papers/docx/Paper1_Staged_Retrieval.docx
@@ -32,7 +32,7 @@
     </w:p>
     <w:p>
       <w:r>
-        <w:t>We present Bitcache, a staged retrieval architecture that combines compact binary filtering with float reranking for memory-efficient AI agent retrieval. The system stores 99,000 384-dimensional vectors using 4.53 MB of binary codes (32x compression vs float32). On sentence-transformer embeddings (all-MiniLM-L6-v2), TwoStageIndex achieves 0.992 Recall@10 at rf=10 with 0.53ms latency and 1,896 QPS. On synthetic clustered data (100 clusters, σ=0.15), recall ranges from 0.313 at rf=10 to 0.954 at rf=500, demonstrating a smooth tunable tradeoff. Binary filtering alone achieves only 0.108 recall on synthetic data, confirming that float reranking is essential for high-quality retrieval. The Rust implementation reaches 2,054 QPS for binary-only scan and 439 QPS for high-recall TwoStage retrieval (rf=500), with streaming inserts at 423K vectors/sec and O(1) deletion. Scale experiments confirm O(n) latency growth, identifying 500K as the practical boundary for exhaustive scan at interactive latency.</w:t>
+        <w:t>We present Bitcache, a staged retrieval architecture that combines compact binary filtering with float reranking for memory-efficient AI agent retrieval. The system stores 99,000 384-dimensional vectors using 4.53 MB of binary codes (32x compression vs float32). On deduplicated sentence-transformer embeddings (all-MiniLM-L6-v2), BinaryIndex achieves 0.740 Recall@10 and TwoStageIndex achieves 0.999 Recall@10 at rf=10 with 0.54ms latency and 1,869 QPS. On synthetic clustered data (100 clusters, σ=0.15), recall ranges from 0.313 at rf=10 to 0.933 at rf=500, demonstrating a smooth tunable tradeoff. Binary filtering alone is insufficient for high-recall retrieval, but float reranking recovers nearest-neighbor quality while preserving compact first-stage search. The Rust implementation reaches 2,038 QPS for binary-only scan and 435 QPS for high-recall TwoStage retrieval (rf=500), with streaming inserts at 423K vectors/sec and O(1) deletion. Scale experiments from 10K to 100K confirm O(n) latency growth; extrapolation suggests partition-based routing becomes important beyond the low hundreds of thousands of vectors.</w:t>
       </w:r>
     </w:p>
     <w:p>
@@ -665,7 +665,7 @@
           </w:tcPr>
           <w:p>
             <w:r>
-              <w:t>MiniLM (99K)</w:t>
+              <w:t>MiniLM deduplicated (99K)</w:t>
             </w:r>
           </w:p>
         </w:tc>
@@ -685,7 +685,7 @@
           </w:tcPr>
           <w:p>
             <w:r>
-              <w:t>0.654</w:t>
+              <w:t>0.740</w:t>
             </w:r>
           </w:p>
         </w:tc>
@@ -717,7 +717,7 @@
           </w:tcPr>
           <w:p>
             <w:r>
-              <w:t>MiniLM (99K)</w:t>
+              <w:t>MiniLM deduplicated (99K)</w:t>
             </w:r>
           </w:p>
         </w:tc>
@@ -737,7 +737,7 @@
           </w:tcPr>
           <w:p>
             <w:r>
-              <w:t>0.992</w:t>
+              <w:t>0.999</w:t>
             </w:r>
           </w:p>
         </w:tc>
@@ -747,7 +747,7 @@
           </w:tcPr>
           <w:p>
             <w:r>
-              <w:t>0.53ms</w:t>
+              <w:t>0.54ms</w:t>
             </w:r>
           </w:p>
         </w:tc>
@@ -893,7 +893,7 @@
           </w:tcPr>
           <w:p>
             <w:r>
-              <w:t>0.954</w:t>
+              <w:t>0.933</w:t>
             </w:r>
           </w:p>
         </w:tc>
@@ -922,7 +922,12 @@
     <w:p/>
     <w:p>
       <w:r>
-        <w:t>Binary filtering alone is insufficient for high-recall retrieval. Float reranking recovers most nearest-neighbor quality: on MiniLM embeddings, recall jumps from 0.654 to 0.992 with just rf=10. On synthetic data with weaker cluster structure, higher rf is needed (rf=500 for 0.954 recall).</w:t>
+        <w:t>Binary filtering alone is insufficient for high-recall retrieval on synthetic data. Float reranking recovers most nearest-neighbor quality: on MiniLM embeddings, recall jumps from 0.740 to 0.999 with just rf=10. On synthetic data with weaker cluster structure, higher rf is needed (rf=500 for 0.933 recall).</w:t>
+      </w:r>
+    </w:p>
+    <w:p>
+      <w:r>
+        <w:t>Note: The first-stage binary filtering index is 32x smaller than float32 storage. High-recall reranking currently retains float vectors, so total memory is binary codes (4.53 MB) plus the float store (145 MB). The 32x compression applies to the candidate filtering index, not total system memory.</w:t>
       </w:r>
     </w:p>
     <w:p>
@@ -930,7 +935,7 @@
         <w:pStyle w:val="Heading2"/>
       </w:pPr>
       <w:r>
-        <w:t>5.2 Real Sentence-Transformer Embeddings (99K, MiniLM, dim=384)</w:t>
+        <w:t>5.2 Real Sentence-Transformer Embeddings (99K deduplicated, MiniLM, dim=384)</w:t>
       </w:r>
     </w:p>
     <w:tbl>
@@ -1017,7 +1022,7 @@
           </w:tcPr>
           <w:p>
             <w:r>
-              <w:t>0.654</w:t>
+              <w:t>0.740</w:t>
             </w:r>
           </w:p>
         </w:tc>
@@ -1037,7 +1042,7 @@
           </w:tcPr>
           <w:p>
             <w:r>
-              <w:t>2,025</w:t>
+              <w:t>2,038</w:t>
             </w:r>
           </w:p>
         </w:tc>
@@ -1059,7 +1064,7 @@
           </w:tcPr>
           <w:p>
             <w:r>
-              <w:t>0.992</w:t>
+              <w:t>0.999</w:t>
             </w:r>
           </w:p>
         </w:tc>
@@ -1069,7 +1074,7 @@
           </w:tcPr>
           <w:p>
             <w:r>
-              <w:t>0.53ms</w:t>
+              <w:t>0.54ms</w:t>
             </w:r>
           </w:p>
         </w:tc>
@@ -1079,7 +1084,7 @@
           </w:tcPr>
           <w:p>
             <w:r>
-              <w:t>1,896</w:t>
+              <w:t>1,869</w:t>
             </w:r>
           </w:p>
         </w:tc>
@@ -1101,7 +1106,7 @@
           </w:tcPr>
           <w:p>
             <w:r>
-              <w:t>0.993</w:t>
+              <w:t>1.000</w:t>
             </w:r>
           </w:p>
         </w:tc>
@@ -1111,7 +1116,7 @@
           </w:tcPr>
           <w:p>
             <w:r>
-              <w:t>0.66ms</w:t>
+              <w:t>0.68ms</w:t>
             </w:r>
           </w:p>
         </w:tc>
@@ -1121,7 +1126,7 @@
           </w:tcPr>
           <w:p>
             <w:r>
-              <w:t>1,524</w:t>
+              <w:t>1,479</w:t>
             </w:r>
           </w:p>
         </w:tc>
@@ -1143,7 +1148,7 @@
           </w:tcPr>
           <w:p>
             <w:r>
-              <w:t>0.993</w:t>
+              <w:t>1.000</w:t>
             </w:r>
           </w:p>
         </w:tc>
@@ -1153,7 +1158,7 @@
           </w:tcPr>
           <w:p>
             <w:r>
-              <w:t>0.84ms</w:t>
+              <w:t>0.86ms</w:t>
             </w:r>
           </w:p>
         </w:tc>
@@ -1163,7 +1168,7 @@
           </w:tcPr>
           <w:p>
             <w:r>
-              <w:t>1,191</w:t>
+              <w:t>1,166</w:t>
             </w:r>
           </w:p>
         </w:tc>
@@ -1185,7 +1190,7 @@
           </w:tcPr>
           <w:p>
             <w:r>
-              <w:t>0.993</w:t>
+              <w:t>1.000</w:t>
             </w:r>
           </w:p>
         </w:tc>
@@ -1195,7 +1200,7 @@
           </w:tcPr>
           <w:p>
             <w:r>
-              <w:t>2.19ms</w:t>
+              <w:t>2.31ms</w:t>
             </w:r>
           </w:p>
         </w:tc>
@@ -1205,7 +1210,7 @@
           </w:tcPr>
           <w:p>
             <w:r>
-              <w:t>458</w:t>
+              <w:t>432</w:t>
             </w:r>
           </w:p>
         </w:tc>
@@ -1227,7 +1232,7 @@
           </w:tcPr>
           <w:p>
             <w:r>
-              <w:t>0.994</w:t>
+              <w:t>1.000</w:t>
             </w:r>
           </w:p>
         </w:tc>
@@ -1237,7 +1242,7 @@
           </w:tcPr>
           <w:p>
             <w:r>
-              <w:t>3.75ms</w:t>
+              <w:t>4.03ms</w:t>
             </w:r>
           </w:p>
         </w:tc>
@@ -1247,7 +1252,7 @@
           </w:tcPr>
           <w:p>
             <w:r>
-              <w:t>267</w:t>
+              <w:t>248</w:t>
             </w:r>
           </w:p>
         </w:tc>
@@ -1256,7 +1261,7 @@
     <w:p/>
     <w:p>
       <w:r>
-        <w:t>On real sentence-transformer embeddings, recall saturates at 0.992 even at rf=10. This indicates that MiniLM embeddings have strong binary-preserving structure: the top-10 candidates by Hamming distance almost always contain the true float-space neighbors.</w:t>
+        <w:t>All sentences are unique (deduplicated before embedding to avoid inflated recall from repeated text templates). On real sentence-transformer embeddings, recall saturates at 0.999 even at rf=10. This indicates that MiniLM embeddings have strong binary-preserving structure: the top candidates by Hamming distance almost always contain the true float-space neighbors.</w:t>
       </w:r>
     </w:p>
     <w:p>
@@ -1361,7 +1366,7 @@
           </w:tcPr>
           <w:p>
             <w:r>
-              <w:t>0.55ms</w:t>
+              <w:t>0.54ms</w:t>
             </w:r>
           </w:p>
         </w:tc>
@@ -1371,7 +1376,7 @@
           </w:tcPr>
           <w:p>
             <w:r>
-              <w:t>1,895</w:t>
+              <w:t>1,839</w:t>
             </w:r>
           </w:p>
         </w:tc>
@@ -1413,7 +1418,7 @@
           </w:tcPr>
           <w:p>
             <w:r>
-              <w:t>1,711</w:t>
+              <w:t>1,719</w:t>
             </w:r>
           </w:p>
         </w:tc>
@@ -1455,7 +1460,7 @@
           </w:tcPr>
           <w:p>
             <w:r>
-              <w:t>1,504</w:t>
+              <w:t>1,488</w:t>
             </w:r>
           </w:p>
         </w:tc>
@@ -1497,7 +1502,7 @@
           </w:tcPr>
           <w:p>
             <w:r>
-              <w:t>1,182</w:t>
+              <w:t>1,176</w:t>
             </w:r>
           </w:p>
         </w:tc>
@@ -1539,7 +1544,7 @@
           </w:tcPr>
           <w:p>
             <w:r>
-              <w:t>823</w:t>
+              <w:t>821</w:t>
             </w:r>
           </w:p>
         </w:tc>
@@ -1571,7 +1576,7 @@
           </w:tcPr>
           <w:p>
             <w:r>
-              <w:t>2.33ms</w:t>
+              <w:t>2.30ms</w:t>
             </w:r>
           </w:p>
         </w:tc>
@@ -1581,7 +1586,7 @@
           </w:tcPr>
           <w:p>
             <w:r>
-              <w:t>429</w:t>
+              <w:t>435</w:t>
             </w:r>
           </w:p>
         </w:tc>
@@ -1613,7 +1618,7 @@
           </w:tcPr>
           <w:p>
             <w:r>
-              <w:t>4.15ms</w:t>
+              <w:t>3.97ms</w:t>
             </w:r>
           </w:p>
         </w:tc>
@@ -1623,7 +1628,7 @@
           </w:tcPr>
           <w:p>
             <w:r>
-              <w:t>241</w:t>
+              <w:t>252</w:t>
             </w:r>
           </w:p>
         </w:tc>
@@ -1737,7 +1742,7 @@
           </w:tcPr>
           <w:p>
             <w:r>
-              <w:t>0.32ms</w:t>
+              <w:t>0.30ms</w:t>
             </w:r>
           </w:p>
         </w:tc>
@@ -1747,7 +1752,7 @@
           </w:tcPr>
           <w:p>
             <w:r>
-              <w:t>3,177</w:t>
+              <w:t>3,363</w:t>
             </w:r>
           </w:p>
         </w:tc>
@@ -1779,7 +1784,7 @@
           </w:tcPr>
           <w:p>
             <w:r>
-              <w:t>0.61ms</w:t>
+              <w:t>0.59ms</w:t>
             </w:r>
           </w:p>
         </w:tc>
@@ -1789,7 +1794,7 @@
           </w:tcPr>
           <w:p>
             <w:r>
-              <w:t>1,633</w:t>
+              <w:t>1,683</w:t>
             </w:r>
           </w:p>
         </w:tc>
@@ -1821,7 +1826,7 @@
           </w:tcPr>
           <w:p>
             <w:r>
-              <w:t>0.89ms</w:t>
+              <w:t>0.85ms</w:t>
             </w:r>
           </w:p>
         </w:tc>
@@ -1831,7 +1836,7 @@
           </w:tcPr>
           <w:p>
             <w:r>
-              <w:t>1,130</w:t>
+              <w:t>1,170</w:t>
             </w:r>
           </w:p>
         </w:tc>
@@ -1840,7 +1845,7 @@
     <w:p/>
     <w:p>
       <w:r>
-        <w:t>Latency scales linearly with corpus size (confirmed O(n)). At 100K, latency remains sub-millisecond. Beyond 500K, partition-based routing is needed for interactive latency (addressed in Paper 2).</w:t>
+        <w:t>Latency scales linearly with corpus size (confirmed O(n)). At 100K, latency remains sub-millisecond. Extrapolation suggests partition-based routing becomes important beyond the low hundreds of thousands of vectors (addressed in Paper 2).</w:t>
       </w:r>
     </w:p>
     <w:p>
@@ -1907,7 +1912,7 @@
           </w:tcPr>
           <w:p>
             <w:r>
-              <w:t>423,174 vectors/sec</w:t>
+              <w:t>413,398 vectors/sec</w:t>
             </w:r>
           </w:p>
         </w:tc>
@@ -1984,7 +1989,7 @@
         <w:pStyle w:val="ListBullet"/>
       </w:pPr>
       <w:r>
-        <w:t>Real MiniLM embeddings: 0.992 recall at rf=10. Sentence-transformer embeddings form tight semantic clusters that are well-preserved by sign-bit quantization.</w:t>
+        <w:t>Real MiniLM embeddings (deduplicated): 0.999 recall at rf=10. Sentence-transformer embeddings form tight semantic clusters that are well-preserved by sign-bit quantization.</w:t>
       </w:r>
     </w:p>
     <w:p>
@@ -1992,7 +1997,7 @@
         <w:pStyle w:val="ListBullet"/>
       </w:pPr>
       <w:r>
-        <w:t>Synthetic clustered (σ=0.15): 0.313 recall at rf=10, 0.954 at rf=500. Gaussian clusters with moderate noise require more candidates to recover true neighbors.</w:t>
+        <w:t>Synthetic clustered (σ=0.15): 0.313 recall at rf=10, 0.933 at rf=500. Gaussian clusters with moderate noise require more candidates to recover true neighbors.</w:t>
       </w:r>
     </w:p>
     <w:p>
@@ -2018,7 +2023,7 @@
         <w:pStyle w:val="ListBullet"/>
       </w:pPr>
       <w:r>
-        <w:t>Our initial Python implementation achieved only 116 QPS. The architecture looked unviable for real-time use until we reimplemented in Rust, reaching 1,896 QPS (16x improvement).</w:t>
+        <w:t>Our initial Python implementation achieved only 116 QPS. The architecture looked unviable for real-time use until we reimplemented in Rust, reaching 1,869 QPS (16x improvement).</w:t>
       </w:r>
     </w:p>
     <w:p>
@@ -2026,7 +2031,7 @@
         <w:pStyle w:val="ListBullet"/>
       </w:pPr>
       <w:r>
-        <w:t>We initially assumed higher rf would always improve recall. On MiniLM embeddings, recall plateaued at 0.992 regardless of rf — revealing that the bottleneck was not candidate coverage but the inherent quality of binary quantization on this data.</w:t>
+        <w:t>We initially assumed higher rf would always improve recall. On MiniLM embeddings, recall plateaued at 0.999 regardless of rf — revealing that the bottleneck was not candidate coverage but the inherent quality of binary quantization on this data.</w:t>
       </w:r>
     </w:p>
     <w:p>
@@ -2050,7 +2055,7 @@
         <w:pStyle w:val="ListNumber"/>
       </w:pPr>
       <w:r>
-        <w:t>Throughput vs FAISS: Our Rust implementation reaches 1,896 QPS (rf=10). FAISS HNSW achieves ~86,000 QPS in C++ with SIMD. The gap is smaller than the Python version (116 QPS) but still significant. FAISS IndexBinaryFlat achieves 16,000 QPS on identical binary codes, suggesting further SIMD optimization could close the remaining gap.</w:t>
+        <w:t>Throughput vs FAISS: Our Rust implementation reaches 1,869 QPS (rf=10). FAISS HNSW achieves ~86,000 QPS in C++ with SIMD. The gap is smaller than the Python version (116 QPS) but still significant. FAISS IndexBinaryFlat achieves 16,000 QPS on identical binary codes, suggesting further SIMD optimization could close the remaining gap.</w:t>
       </w:r>
     </w:p>
     <w:p>
@@ -2058,7 +2063,7 @@
         <w:pStyle w:val="ListNumber"/>
       </w:pPr>
       <w:r>
-        <w:t>O(n) scan: Latency grows linearly. For agent memory (10K-500K), this is acceptable. Beyond that, partition routing is needed (Paper 2).</w:t>
+        <w:t>O(n) scan: Latency grows linearly. For agent memory (10K-100K), this is acceptable. Beyond that, partition routing is needed (Paper 2).</w:t>
       </w:r>
     </w:p>
     <w:p>
@@ -2066,7 +2071,7 @@
         <w:pStyle w:val="ListNumber"/>
       </w:pPr>
       <w:r>
-        <w:t>Data-dependent recall: Binary quantization works well on sentence-transformer embeddings but may not generalize to all embedding models.</w:t>
+        <w:t>Data-dependent recall: Binary quantization works well on sentence-transformer embeddings (0.740 binary-only, 0.999 with rerank) but may not generalize to all embedding models.</w:t>
       </w:r>
     </w:p>
     <w:p>
@@ -2074,7 +2079,7 @@
         <w:pStyle w:val="ListNumber"/>
       </w:pPr>
       <w:r>
-        <w:t>Memory overhead: Two-stage requires storing both binary codes (4.53 MB) and float vectors (145 MB). The binary codes alone provide 32x compression but low recall; full recall requires the float vectors.</w:t>
+        <w:t>Memory overhead: Two-stage requires storing both binary codes (4.53 MB) and float vectors (145 MB). The first-stage binary filtering index is 32x compressed, but total system memory includes the float store for reranking.</w:t>
       </w:r>
     </w:p>
     <w:p>
@@ -2127,7 +2132,12 @@
     </w:p>
     <w:p>
       <w:r>
-        <w:t>We presented Bitcache, a staged retrieval architecture that achieves 0.992 Recall@10 on real sentence-transformer embeddings and 0.954 on synthetic clustered data (rf=500) through exhaustive binary filtering and float reranking. The architecture provides a smooth, tunable recall-latency tradeoff via the rerank factor parameter. The Rust implementation reaches 1,896 QPS at high recall, builds in 0.23s, supports streaming inserts at 423K vectors/sec, and requires no training data.</w:t>
+        <w:t>We presented Bitcache, a staged retrieval architecture that achieves 0.999 Recall@10 on deduplicated sentence-transformer embeddings and 0.933 on synthetic clustered data (rf=500) through exhaustive binary filtering and float reranking. The architecture provides a smooth, tunable recall-latency tradeoff via the rerank factor parameter. The Rust implementation reaches 1,869 QPS at high recall on MiniLM embeddings, builds in 0.23s, supports streaming inserts at 413K vectors/sec, and requires no training data.</w:t>
+      </w:r>
+    </w:p>
+    <w:p>
+      <w:r>
+        <w:t>On MiniLM embeddings, Bitcache reaches 0.999 Recall@10 at 1,869 QPS using rf=10. On synthetic clustered data, higher recall requires larger rerank factors, reaching 0.933 Recall@10 at rf=500 with 435 QPS.</w:t>
       </w:r>
     </w:p>
     <w:p>

--- a/papers/docx/Paper1_Staged_Retrieval.docx
+++ b/papers/docx/Paper1_Staged_Retrieval.docx
@@ -151,6 +151,57 @@
       </w:pPr>
       <w:r>
         <w:t>3.1 Architecture</w:t>
+      </w:r>
+    </w:p>
+    <w:p>
+      <w:pPr>
+        <w:jc w:val="center"/>
+      </w:pPr>
+      <w:r>
+        <w:drawing>
+          <wp:inline xmlns:a="http://schemas.openxmlformats.org/drawingml/2006/main" xmlns:pic="http://schemas.openxmlformats.org/drawingml/2006/picture">
+            <wp:extent cx="5029200" cy="2181592"/>
+            <wp:docPr id="1" name="Picture 1"/>
+            <wp:cNvGraphicFramePr>
+              <a:graphicFrameLocks noChangeAspect="1"/>
+            </wp:cNvGraphicFramePr>
+            <a:graphic>
+              <a:graphicData uri="http://schemas.openxmlformats.org/drawingml/2006/picture">
+                <pic:pic>
+                  <pic:nvPicPr>
+                    <pic:cNvPr id="0" name="paper1_architecture.png"/>
+                    <pic:cNvPicPr/>
+                  </pic:nvPicPr>
+                  <pic:blipFill>
+                    <a:blip r:embed="rId9"/>
+                    <a:stretch>
+                      <a:fillRect/>
+                    </a:stretch>
+                  </pic:blipFill>
+                  <pic:spPr>
+                    <a:xfrm>
+                      <a:off x="0" y="0"/>
+                      <a:ext cx="5029200" cy="2181592"/>
+                    </a:xfrm>
+                    <a:prstGeom prst="rect"/>
+                  </pic:spPr>
+                </pic:pic>
+              </a:graphicData>
+            </a:graphic>
+          </wp:inline>
+        </w:drawing>
+      </w:r>
+    </w:p>
+    <w:p>
+      <w:pPr>
+        <w:jc w:val="center"/>
+      </w:pPr>
+      <w:r>
+        <w:rPr>
+          <w:i/>
+          <w:sz w:val="18"/>
+        </w:rPr>
+        <w:t>Figure 1: Bitcache TwoStage Architecture</w:t>
       </w:r>
     </w:p>
     <w:p>
@@ -932,6 +983,57 @@
     </w:p>
     <w:p>
       <w:pPr>
+        <w:jc w:val="center"/>
+      </w:pPr>
+      <w:r>
+        <w:drawing>
+          <wp:inline xmlns:a="http://schemas.openxmlformats.org/drawingml/2006/main" xmlns:pic="http://schemas.openxmlformats.org/drawingml/2006/picture">
+            <wp:extent cx="5029200" cy="3607364"/>
+            <wp:docPr id="2" name="Picture 2"/>
+            <wp:cNvGraphicFramePr>
+              <a:graphicFrameLocks noChangeAspect="1"/>
+            </wp:cNvGraphicFramePr>
+            <a:graphic>
+              <a:graphicData uri="http://schemas.openxmlformats.org/drawingml/2006/picture">
+                <pic:pic>
+                  <pic:nvPicPr>
+                    <pic:cNvPr id="0" name="paper1_memory_comparison.png"/>
+                    <pic:cNvPicPr/>
+                  </pic:nvPicPr>
+                  <pic:blipFill>
+                    <a:blip r:embed="rId10"/>
+                    <a:stretch>
+                      <a:fillRect/>
+                    </a:stretch>
+                  </pic:blipFill>
+                  <pic:spPr>
+                    <a:xfrm>
+                      <a:off x="0" y="0"/>
+                      <a:ext cx="5029200" cy="3607364"/>
+                    </a:xfrm>
+                    <a:prstGeom prst="rect"/>
+                  </pic:spPr>
+                </pic:pic>
+              </a:graphicData>
+            </a:graphic>
+          </wp:inline>
+        </w:drawing>
+      </w:r>
+    </w:p>
+    <w:p>
+      <w:pPr>
+        <w:jc w:val="center"/>
+      </w:pPr>
+      <w:r>
+        <w:rPr>
+          <w:i/>
+          <w:sz w:val="18"/>
+        </w:rPr>
+        <w:t>Figure 4: Memory Usage Comparison</w:t>
+      </w:r>
+    </w:p>
+    <w:p>
+      <w:pPr>
         <w:pStyle w:val="Heading2"/>
       </w:pPr>
       <w:r>
@@ -1642,6 +1744,108 @@
     </w:p>
     <w:p>
       <w:pPr>
+        <w:jc w:val="center"/>
+      </w:pPr>
+      <w:r>
+        <w:drawing>
+          <wp:inline xmlns:a="http://schemas.openxmlformats.org/drawingml/2006/main" xmlns:pic="http://schemas.openxmlformats.org/drawingml/2006/picture">
+            <wp:extent cx="5029200" cy="3551633"/>
+            <wp:docPr id="3" name="Picture 3"/>
+            <wp:cNvGraphicFramePr>
+              <a:graphicFrameLocks noChangeAspect="1"/>
+            </wp:cNvGraphicFramePr>
+            <a:graphic>
+              <a:graphicData uri="http://schemas.openxmlformats.org/drawingml/2006/picture">
+                <pic:pic>
+                  <pic:nvPicPr>
+                    <pic:cNvPr id="0" name="paper1_recall_vs_rf.png"/>
+                    <pic:cNvPicPr/>
+                  </pic:nvPicPr>
+                  <pic:blipFill>
+                    <a:blip r:embed="rId11"/>
+                    <a:stretch>
+                      <a:fillRect/>
+                    </a:stretch>
+                  </pic:blipFill>
+                  <pic:spPr>
+                    <a:xfrm>
+                      <a:off x="0" y="0"/>
+                      <a:ext cx="5029200" cy="3551633"/>
+                    </a:xfrm>
+                    <a:prstGeom prst="rect"/>
+                  </pic:spPr>
+                </pic:pic>
+              </a:graphicData>
+            </a:graphic>
+          </wp:inline>
+        </w:drawing>
+      </w:r>
+    </w:p>
+    <w:p>
+      <w:pPr>
+        <w:jc w:val="center"/>
+      </w:pPr>
+      <w:r>
+        <w:rPr>
+          <w:i/>
+          <w:sz w:val="18"/>
+        </w:rPr>
+        <w:t>Figure 2: Recall@10 vs Rerank Factor</w:t>
+      </w:r>
+    </w:p>
+    <w:p>
+      <w:pPr>
+        <w:jc w:val="center"/>
+      </w:pPr>
+      <w:r>
+        <w:drawing>
+          <wp:inline xmlns:a="http://schemas.openxmlformats.org/drawingml/2006/main" xmlns:pic="http://schemas.openxmlformats.org/drawingml/2006/picture">
+            <wp:extent cx="5029200" cy="3394973"/>
+            <wp:docPr id="4" name="Picture 4"/>
+            <wp:cNvGraphicFramePr>
+              <a:graphicFrameLocks noChangeAspect="1"/>
+            </wp:cNvGraphicFramePr>
+            <a:graphic>
+              <a:graphicData uri="http://schemas.openxmlformats.org/drawingml/2006/picture">
+                <pic:pic>
+                  <pic:nvPicPr>
+                    <pic:cNvPr id="0" name="paper1_tradeoff_curve.png"/>
+                    <pic:cNvPicPr/>
+                  </pic:nvPicPr>
+                  <pic:blipFill>
+                    <a:blip r:embed="rId12"/>
+                    <a:stretch>
+                      <a:fillRect/>
+                    </a:stretch>
+                  </pic:blipFill>
+                  <pic:spPr>
+                    <a:xfrm>
+                      <a:off x="0" y="0"/>
+                      <a:ext cx="5029200" cy="3394973"/>
+                    </a:xfrm>
+                    <a:prstGeom prst="rect"/>
+                  </pic:spPr>
+                </pic:pic>
+              </a:graphicData>
+            </a:graphic>
+          </wp:inline>
+        </w:drawing>
+      </w:r>
+    </w:p>
+    <w:p>
+      <w:pPr>
+        <w:jc w:val="center"/>
+      </w:pPr>
+      <w:r>
+        <w:rPr>
+          <w:i/>
+          <w:sz w:val="18"/>
+        </w:rPr>
+        <w:t>Figure 3: Recall-Latency Tradeoff</w:t>
+      </w:r>
+    </w:p>
+    <w:p>
+      <w:pPr>
         <w:pStyle w:val="Heading2"/>
       </w:pPr>
       <w:r>

--- a/papers/docx/Paper1_Staged_Retrieval.docx
+++ b/papers/docx/Paper1_Staged_Retrieval.docx
@@ -91,6 +91,18 @@
     <w:p>
       <w:r>
         <w:t>We propose a two-stage architecture where binary quantization serves as a candidate reduction mechanism and float inner product provides precise final scoring. The rerank factor controls the boundary between stages.</w:t>
+      </w:r>
+    </w:p>
+    <w:p>
+      <w:r/>
+      <w:r>
+        <w:rPr>
+          <w:b/>
+        </w:rPr>
+        <w:t>Novelty and positioning.</w:t>
+      </w:r>
+      <w:r>
+        <w:t xml:space="preserve"> Bitcache is not designed to compete with FAISS or HNSW on raw throughput. Its contribution is a compact, mutable, predictable retrieval layer for persistent AI agent memory where the following properties matter simultaneously: streaming inserts without rebuild, O(1) deletes, tunable recall via a single parameter, 32x compressed candidate filtering, and composability with memory lifecycle operations (importance decay, reinforcement, eviction). No existing system provides all of these in a single coherent architecture.</w:t>
       </w:r>
     </w:p>
     <w:p>
@@ -545,7 +557,19 @@
         <w:t>Real embeddings (MiniLM):</w:t>
       </w:r>
       <w:r>
-        <w:t xml:space="preserve"> 100,000 sentences embedded with all-MiniLM-L6-v2 (sentence-transformers). 384 dimensions. L2-normalized. 99,000 database vectors, 1,000 queries from same distribution.</w:t>
+        <w:t xml:space="preserve"> 100,000 unique deduplicated sentences embedded with all-MiniLM-L6-v2 (sentence-transformers). 384 dimensions. L2-normalized. 99,000 database vectors, 1,000 queries from same distribution. All sentences are unique (deduplicated before embedding to avoid inflated recall from repeated text templates).</w:t>
+      </w:r>
+    </w:p>
+    <w:p>
+      <w:r/>
+      <w:r>
+        <w:rPr>
+          <w:b/>
+        </w:rPr>
+        <w:t>SIFT1M (public benchmark):</w:t>
+      </w:r>
+      <w:r>
+        <w:t xml:space="preserve"> 1,000,000 SIFT image descriptors, 128 dimensions, 10,000 queries with ground truth. Standard ANN benchmark from IRISA/INRIA. L2-normalized for inner product evaluation. This dataset tests generalization beyond semantic embeddings.</w:t>
       </w:r>
     </w:p>
     <w:p>
@@ -561,23 +585,197 @@
       </w:r>
     </w:p>
     <w:p>
-      <w:r/>
+      <w:pPr>
+        <w:pStyle w:val="Heading2"/>
+      </w:pPr>
       <w:r>
-        <w:rPr>
-          <w:b/>
-        </w:rPr>
-        <w:t>Synthetic random:</w:t>
-      </w:r>
-      <w:r>
-        <w:t xml:space="preserve"> 99,000 uniformly random unit vectors at 384 dimensions. 1,000 random queries.</w:t>
+        <w:t>4.3 Baselines</w:t>
       </w:r>
     </w:p>
+    <w:p>
+      <w:r>
+        <w:t>All baselines evaluated on same hardware (Apple Silicon arm64, 32GB RAM, CPU only):</w:t>
+      </w:r>
+    </w:p>
+    <w:tbl>
+      <w:tblPr>
+        <w:tblStyle w:val="TableGrid"/>
+        <w:tblW w:type="auto" w:w="0"/>
+        <w:jc w:val="center"/>
+        <w:tblLook w:firstColumn="1" w:firstRow="1" w:lastColumn="0" w:lastRow="0" w:noHBand="0" w:noVBand="1" w:val="04A0"/>
+      </w:tblPr>
+      <w:tblGrid>
+        <w:gridCol w:w="4320"/>
+        <w:gridCol w:w="4320"/>
+      </w:tblGrid>
+      <w:tr>
+        <w:tc>
+          <w:tcPr>
+            <w:tcW w:type="dxa" w:w="4320"/>
+          </w:tcPr>
+          <w:p>
+            <w:r>
+              <w:rPr>
+                <w:b/>
+              </w:rPr>
+              <w:t>System</w:t>
+            </w:r>
+          </w:p>
+        </w:tc>
+        <w:tc>
+          <w:tcPr>
+            <w:tcW w:type="dxa" w:w="4320"/>
+          </w:tcPr>
+          <w:p>
+            <w:r>
+              <w:rPr>
+                <w:b/>
+              </w:rPr>
+              <w:t>Configuration</w:t>
+            </w:r>
+          </w:p>
+        </w:tc>
+      </w:tr>
+      <w:tr>
+        <w:tc>
+          <w:tcPr>
+            <w:tcW w:type="dxa" w:w="4320"/>
+          </w:tcPr>
+          <w:p>
+            <w:r>
+              <w:t>FAISS FlatIP</w:t>
+            </w:r>
+          </w:p>
+        </w:tc>
+        <w:tc>
+          <w:tcPr>
+            <w:tcW w:type="dxa" w:w="4320"/>
+          </w:tcPr>
+          <w:p>
+            <w:r>
+              <w:t>Brute-force float32 inner product</w:t>
+            </w:r>
+          </w:p>
+        </w:tc>
+      </w:tr>
+      <w:tr>
+        <w:tc>
+          <w:tcPr>
+            <w:tcW w:type="dxa" w:w="4320"/>
+          </w:tcPr>
+          <w:p>
+            <w:r>
+              <w:t>FAISS HNSW</w:t>
+            </w:r>
+          </w:p>
+        </w:tc>
+        <w:tc>
+          <w:tcPr>
+            <w:tcW w:type="dxa" w:w="4320"/>
+          </w:tcPr>
+          <w:p>
+            <w:r>
+              <w:t>M=32, efSearch=64</w:t>
+            </w:r>
+          </w:p>
+        </w:tc>
+      </w:tr>
+      <w:tr>
+        <w:tc>
+          <w:tcPr>
+            <w:tcW w:type="dxa" w:w="4320"/>
+          </w:tcPr>
+          <w:p>
+            <w:r>
+              <w:t>FAISS IVF</w:t>
+            </w:r>
+          </w:p>
+        </w:tc>
+        <w:tc>
+          <w:tcPr>
+            <w:tcW w:type="dxa" w:w="4320"/>
+          </w:tcPr>
+          <w:p>
+            <w:r>
+              <w:t>nlist=256, nprobe=16</w:t>
+            </w:r>
+          </w:p>
+        </w:tc>
+      </w:tr>
+      <w:tr>
+        <w:tc>
+          <w:tcPr>
+            <w:tcW w:type="dxa" w:w="4320"/>
+          </w:tcPr>
+          <w:p>
+            <w:r>
+              <w:t>FAISS BinaryFlat</w:t>
+            </w:r>
+          </w:p>
+        </w:tc>
+        <w:tc>
+          <w:tcPr>
+            <w:tcW w:type="dxa" w:w="4320"/>
+          </w:tcPr>
+          <w:p>
+            <w:r>
+              <w:t>Sign-bit quantization, Hamming scan</w:t>
+            </w:r>
+          </w:p>
+        </w:tc>
+      </w:tr>
+      <w:tr>
+        <w:tc>
+          <w:tcPr>
+            <w:tcW w:type="dxa" w:w="4320"/>
+          </w:tcPr>
+          <w:p>
+            <w:r>
+              <w:t>hnswlib</w:t>
+            </w:r>
+          </w:p>
+        </w:tc>
+        <w:tc>
+          <w:tcPr>
+            <w:tcW w:type="dxa" w:w="4320"/>
+          </w:tcPr>
+          <w:p>
+            <w:r>
+              <w:t>M=32, ef=64</w:t>
+            </w:r>
+          </w:p>
+        </w:tc>
+      </w:tr>
+      <w:tr>
+        <w:tc>
+          <w:tcPr>
+            <w:tcW w:type="dxa" w:w="4320"/>
+          </w:tcPr>
+          <w:p>
+            <w:r>
+              <w:t>Annoy</w:t>
+            </w:r>
+          </w:p>
+        </w:tc>
+        <w:tc>
+          <w:tcPr>
+            <w:tcW w:type="dxa" w:w="4320"/>
+          </w:tcPr>
+          <w:p>
+            <w:r>
+              <w:t>n_trees=50, dot product</w:t>
+            </w:r>
+          </w:p>
+        </w:tc>
+      </w:tr>
+    </w:tbl>
+    <w:p/>
     <w:p>
       <w:pPr>
         <w:pStyle w:val="Heading2"/>
       </w:pPr>
       <w:r>
-        <w:t>4.3 Evaluation Protocol</w:t>
+        <w:t>4.4 Evaluation Protocol</w:t>
       </w:r>
     </w:p>
     <w:p>
@@ -2057,7 +2255,995 @@
         <w:pStyle w:val="Heading2"/>
       </w:pPr>
       <w:r>
-        <w:t>5.5 Streaming Performance</w:t>
+        <w:t>5.5 SIFT1M Public Benchmark (1M vectors, dim=128)</w:t>
+      </w:r>
+    </w:p>
+    <w:tbl>
+      <w:tblPr>
+        <w:tblStyle w:val="TableGrid"/>
+        <w:tblW w:type="auto" w:w="0"/>
+        <w:jc w:val="center"/>
+        <w:tblLook w:firstColumn="1" w:firstRow="1" w:lastColumn="0" w:lastRow="0" w:noHBand="0" w:noVBand="1" w:val="04A0"/>
+      </w:tblPr>
+      <w:tblGrid>
+        <w:gridCol w:w="2160"/>
+        <w:gridCol w:w="2160"/>
+        <w:gridCol w:w="2160"/>
+        <w:gridCol w:w="2160"/>
+      </w:tblGrid>
+      <w:tr>
+        <w:tc>
+          <w:tcPr>
+            <w:tcW w:type="dxa" w:w="2160"/>
+          </w:tcPr>
+          <w:p>
+            <w:r>
+              <w:rPr>
+                <w:b/>
+              </w:rPr>
+              <w:t>Method</w:t>
+            </w:r>
+          </w:p>
+        </w:tc>
+        <w:tc>
+          <w:tcPr>
+            <w:tcW w:type="dxa" w:w="2160"/>
+          </w:tcPr>
+          <w:p>
+            <w:r>
+              <w:rPr>
+                <w:b/>
+              </w:rPr>
+              <w:t>Recall@10</w:t>
+            </w:r>
+          </w:p>
+        </w:tc>
+        <w:tc>
+          <w:tcPr>
+            <w:tcW w:type="dxa" w:w="2160"/>
+          </w:tcPr>
+          <w:p>
+            <w:r>
+              <w:rPr>
+                <w:b/>
+              </w:rPr>
+              <w:t>Latency</w:t>
+            </w:r>
+          </w:p>
+        </w:tc>
+        <w:tc>
+          <w:tcPr>
+            <w:tcW w:type="dxa" w:w="2160"/>
+          </w:tcPr>
+          <w:p>
+            <w:r>
+              <w:rPr>
+                <w:b/>
+              </w:rPr>
+              <w:t>QPS</w:t>
+            </w:r>
+          </w:p>
+        </w:tc>
+      </w:tr>
+      <w:tr>
+        <w:tc>
+          <w:tcPr>
+            <w:tcW w:type="dxa" w:w="2160"/>
+          </w:tcPr>
+          <w:p>
+            <w:r>
+              <w:t>FAISS FlatIP</w:t>
+            </w:r>
+          </w:p>
+        </w:tc>
+        <w:tc>
+          <w:tcPr>
+            <w:tcW w:type="dxa" w:w="2160"/>
+          </w:tcPr>
+          <w:p>
+            <w:r>
+              <w:t>1.000</w:t>
+            </w:r>
+          </w:p>
+        </w:tc>
+        <w:tc>
+          <w:tcPr>
+            <w:tcW w:type="dxa" w:w="2160"/>
+          </w:tcPr>
+          <w:p>
+            <w:r>
+              <w:t>0.214ms</w:t>
+            </w:r>
+          </w:p>
+        </w:tc>
+        <w:tc>
+          <w:tcPr>
+            <w:tcW w:type="dxa" w:w="2160"/>
+          </w:tcPr>
+          <w:p>
+            <w:r>
+              <w:t>4,673</w:t>
+            </w:r>
+          </w:p>
+        </w:tc>
+      </w:tr>
+      <w:tr>
+        <w:tc>
+          <w:tcPr>
+            <w:tcW w:type="dxa" w:w="2160"/>
+          </w:tcPr>
+          <w:p>
+            <w:r>
+              <w:t>FAISS HNSW (M=32, ef=64)</w:t>
+            </w:r>
+          </w:p>
+        </w:tc>
+        <w:tc>
+          <w:tcPr>
+            <w:tcW w:type="dxa" w:w="2160"/>
+          </w:tcPr>
+          <w:p>
+            <w:r>
+              <w:t>0.977±0.059</w:t>
+            </w:r>
+          </w:p>
+        </w:tc>
+        <w:tc>
+          <w:tcPr>
+            <w:tcW w:type="dxa" w:w="2160"/>
+          </w:tcPr>
+          <w:p>
+            <w:r>
+              <w:t>0.025ms</w:t>
+            </w:r>
+          </w:p>
+        </w:tc>
+        <w:tc>
+          <w:tcPr>
+            <w:tcW w:type="dxa" w:w="2160"/>
+          </w:tcPr>
+          <w:p>
+            <w:r>
+              <w:t>39,768</w:t>
+            </w:r>
+          </w:p>
+        </w:tc>
+      </w:tr>
+      <w:tr>
+        <w:tc>
+          <w:tcPr>
+            <w:tcW w:type="dxa" w:w="2160"/>
+          </w:tcPr>
+          <w:p>
+            <w:r>
+              <w:t>FAISS IVF (nlist=256, nprobe=16)</w:t>
+            </w:r>
+          </w:p>
+        </w:tc>
+        <w:tc>
+          <w:tcPr>
+            <w:tcW w:type="dxa" w:w="2160"/>
+          </w:tcPr>
+          <w:p>
+            <w:r>
+              <w:t>0.985±0.051</w:t>
+            </w:r>
+          </w:p>
+        </w:tc>
+        <w:tc>
+          <w:tcPr>
+            <w:tcW w:type="dxa" w:w="2160"/>
+          </w:tcPr>
+          <w:p>
+            <w:r>
+              <w:t>0.264ms</w:t>
+            </w:r>
+          </w:p>
+        </w:tc>
+        <w:tc>
+          <w:tcPr>
+            <w:tcW w:type="dxa" w:w="2160"/>
+          </w:tcPr>
+          <w:p>
+            <w:r>
+              <w:t>3,783</w:t>
+            </w:r>
+          </w:p>
+        </w:tc>
+      </w:tr>
+      <w:tr>
+        <w:tc>
+          <w:tcPr>
+            <w:tcW w:type="dxa" w:w="2160"/>
+          </w:tcPr>
+          <w:p>
+            <w:r>
+              <w:t>hnswlib (M=32, ef=64)</w:t>
+            </w:r>
+          </w:p>
+        </w:tc>
+        <w:tc>
+          <w:tcPr>
+            <w:tcW w:type="dxa" w:w="2160"/>
+          </w:tcPr>
+          <w:p>
+            <w:r>
+              <w:t>0.981±0.052</w:t>
+            </w:r>
+          </w:p>
+        </w:tc>
+        <w:tc>
+          <w:tcPr>
+            <w:tcW w:type="dxa" w:w="2160"/>
+          </w:tcPr>
+          <w:p>
+            <w:r>
+              <w:t>0.040ms</w:t>
+            </w:r>
+          </w:p>
+        </w:tc>
+        <w:tc>
+          <w:tcPr>
+            <w:tcW w:type="dxa" w:w="2160"/>
+          </w:tcPr>
+          <w:p>
+            <w:r>
+              <w:t>25,160</w:t>
+            </w:r>
+          </w:p>
+        </w:tc>
+      </w:tr>
+      <w:tr>
+        <w:tc>
+          <w:tcPr>
+            <w:tcW w:type="dxa" w:w="2160"/>
+          </w:tcPr>
+          <w:p>
+            <w:r>
+              <w:t>Annoy (n_trees=50)</w:t>
+            </w:r>
+          </w:p>
+        </w:tc>
+        <w:tc>
+          <w:tcPr>
+            <w:tcW w:type="dxa" w:w="2160"/>
+          </w:tcPr>
+          <w:p>
+            <w:r>
+              <w:t>0.468±0.258</w:t>
+            </w:r>
+          </w:p>
+        </w:tc>
+        <w:tc>
+          <w:tcPr>
+            <w:tcW w:type="dxa" w:w="2160"/>
+          </w:tcPr>
+          <w:p>
+            <w:r>
+              <w:t>0.232ms</w:t>
+            </w:r>
+          </w:p>
+        </w:tc>
+        <w:tc>
+          <w:tcPr>
+            <w:tcW w:type="dxa" w:w="2160"/>
+          </w:tcPr>
+          <w:p>
+            <w:r>
+              <w:t>4,304</w:t>
+            </w:r>
+          </w:p>
+        </w:tc>
+      </w:tr>
+      <w:tr>
+        <w:tc>
+          <w:tcPr>
+            <w:tcW w:type="dxa" w:w="2160"/>
+          </w:tcPr>
+          <w:p>
+            <w:r>
+              <w:t>FAISS BinaryFlat</w:t>
+            </w:r>
+          </w:p>
+        </w:tc>
+        <w:tc>
+          <w:tcPr>
+            <w:tcW w:type="dxa" w:w="2160"/>
+          </w:tcPr>
+          <w:p>
+            <w:r>
+              <w:t>0.025±0.072</w:t>
+            </w:r>
+          </w:p>
+        </w:tc>
+        <w:tc>
+          <w:tcPr>
+            <w:tcW w:type="dxa" w:w="2160"/>
+          </w:tcPr>
+          <w:p>
+            <w:r>
+              <w:t>0.228ms</w:t>
+            </w:r>
+          </w:p>
+        </w:tc>
+        <w:tc>
+          <w:tcPr>
+            <w:tcW w:type="dxa" w:w="2160"/>
+          </w:tcPr>
+          <w:p>
+            <w:r>
+              <w:t>4,387</w:t>
+            </w:r>
+          </w:p>
+        </w:tc>
+      </w:tr>
+      <w:tr>
+        <w:tc>
+          <w:tcPr>
+            <w:tcW w:type="dxa" w:w="2160"/>
+          </w:tcPr>
+          <w:p>
+            <w:r>
+              <w:t>Bitcache TwoStage rf=100 (100K subset)</w:t>
+            </w:r>
+          </w:p>
+        </w:tc>
+        <w:tc>
+          <w:tcPr>
+            <w:tcW w:type="dxa" w:w="2160"/>
+          </w:tcPr>
+          <w:p>
+            <w:r>
+              <w:t>0.302±0.267</w:t>
+            </w:r>
+          </w:p>
+        </w:tc>
+        <w:tc>
+          <w:tcPr>
+            <w:tcW w:type="dxa" w:w="2160"/>
+          </w:tcPr>
+          <w:p>
+            <w:r>
+              <w:t>3.4ms</w:t>
+            </w:r>
+          </w:p>
+        </w:tc>
+        <w:tc>
+          <w:tcPr>
+            <w:tcW w:type="dxa" w:w="2160"/>
+          </w:tcPr>
+          <w:p>
+            <w:r>
+              <w:t>293</w:t>
+            </w:r>
+          </w:p>
+        </w:tc>
+      </w:tr>
+      <w:tr>
+        <w:tc>
+          <w:tcPr>
+            <w:tcW w:type="dxa" w:w="2160"/>
+          </w:tcPr>
+          <w:p>
+            <w:r>
+              <w:t>Bitcache TwoStage rf=500 (100K subset)</w:t>
+            </w:r>
+          </w:p>
+        </w:tc>
+        <w:tc>
+          <w:tcPr>
+            <w:tcW w:type="dxa" w:w="2160"/>
+          </w:tcPr>
+          <w:p>
+            <w:r>
+              <w:t>0.533±0.297</w:t>
+            </w:r>
+          </w:p>
+        </w:tc>
+        <w:tc>
+          <w:tcPr>
+            <w:tcW w:type="dxa" w:w="2160"/>
+          </w:tcPr>
+          <w:p>
+            <w:r>
+              <w:t>4.0ms</w:t>
+            </w:r>
+          </w:p>
+        </w:tc>
+        <w:tc>
+          <w:tcPr>
+            <w:tcW w:type="dxa" w:w="2160"/>
+          </w:tcPr>
+          <w:p>
+            <w:r>
+              <w:t>250</w:t>
+            </w:r>
+          </w:p>
+        </w:tc>
+      </w:tr>
+      <w:tr>
+        <w:tc>
+          <w:tcPr>
+            <w:tcW w:type="dxa" w:w="2160"/>
+          </w:tcPr>
+          <w:p>
+            <w:r>
+              <w:t>Bitcache ThreeStage (100K subset)</w:t>
+            </w:r>
+          </w:p>
+        </w:tc>
+        <w:tc>
+          <w:tcPr>
+            <w:tcW w:type="dxa" w:w="2160"/>
+          </w:tcPr>
+          <w:p>
+            <w:r>
+              <w:t>0.391±0.288</w:t>
+            </w:r>
+          </w:p>
+        </w:tc>
+        <w:tc>
+          <w:tcPr>
+            <w:tcW w:type="dxa" w:w="2160"/>
+          </w:tcPr>
+          <w:p>
+            <w:r>
+              <w:t>4.0ms</w:t>
+            </w:r>
+          </w:p>
+        </w:tc>
+        <w:tc>
+          <w:tcPr>
+            <w:tcW w:type="dxa" w:w="2160"/>
+          </w:tcPr>
+          <w:p>
+            <w:r>
+              <w:t>252</w:t>
+            </w:r>
+          </w:p>
+        </w:tc>
+      </w:tr>
+    </w:tbl>
+    <w:p/>
+    <w:p>
+      <w:r/>
+      <w:r>
+        <w:rPr>
+          <w:b/>
+        </w:rPr>
+        <w:t>Critical finding:</w:t>
+      </w:r>
+      <w:r>
+        <w:t xml:space="preserve"> Binary quantization performs poorly on SIFT descriptors — both FAISS BinaryFlat (0.025) and Bitcache BinaryOnly (0.112) achieve very low recall. SIFT vectors are raw image descriptors without the directional semantic structure that makes binary quantization effective on sentence embeddings. This confirms that Bitcache's staged retrieval is specifically suited to </w:t>
+      </w:r>
+      <w:r>
+        <w:rPr>
+          <w:b/>
+        </w:rPr>
+        <w:t>semantic embedding models</w:t>
+      </w:r>
+      <w:r>
+        <w:t xml:space="preserve"> (sentence-transformers, OpenAI, BGE) rather than arbitrary vector data.</w:t>
+      </w:r>
+    </w:p>
+    <w:p>
+      <w:pPr>
+        <w:pStyle w:val="Heading2"/>
+      </w:pPr>
+      <w:r>
+        <w:t>5.6 Full Baseline Comparison (99K MiniLM, same hardware)</w:t>
+      </w:r>
+    </w:p>
+    <w:tbl>
+      <w:tblPr>
+        <w:tblStyle w:val="TableGrid"/>
+        <w:tblW w:type="auto" w:w="0"/>
+        <w:jc w:val="center"/>
+        <w:tblLook w:firstColumn="1" w:firstRow="1" w:lastColumn="0" w:lastRow="0" w:noHBand="0" w:noVBand="1" w:val="04A0"/>
+      </w:tblPr>
+      <w:tblGrid>
+        <w:gridCol w:w="1728"/>
+        <w:gridCol w:w="1728"/>
+        <w:gridCol w:w="1728"/>
+        <w:gridCol w:w="1728"/>
+        <w:gridCol w:w="1728"/>
+      </w:tblGrid>
+      <w:tr>
+        <w:tc>
+          <w:tcPr>
+            <w:tcW w:type="dxa" w:w="1728"/>
+          </w:tcPr>
+          <w:p>
+            <w:r>
+              <w:rPr>
+                <w:b/>
+              </w:rPr>
+              <w:t>Method</w:t>
+            </w:r>
+          </w:p>
+        </w:tc>
+        <w:tc>
+          <w:tcPr>
+            <w:tcW w:type="dxa" w:w="1728"/>
+          </w:tcPr>
+          <w:p>
+            <w:r>
+              <w:rPr>
+                <w:b/>
+              </w:rPr>
+              <w:t>Recall@10</w:t>
+            </w:r>
+          </w:p>
+        </w:tc>
+        <w:tc>
+          <w:tcPr>
+            <w:tcW w:type="dxa" w:w="1728"/>
+          </w:tcPr>
+          <w:p>
+            <w:r>
+              <w:rPr>
+                <w:b/>
+              </w:rPr>
+              <w:t>Latency</w:t>
+            </w:r>
+          </w:p>
+        </w:tc>
+        <w:tc>
+          <w:tcPr>
+            <w:tcW w:type="dxa" w:w="1728"/>
+          </w:tcPr>
+          <w:p>
+            <w:r>
+              <w:rPr>
+                <w:b/>
+              </w:rPr>
+              <w:t>QPS</w:t>
+            </w:r>
+          </w:p>
+        </w:tc>
+        <w:tc>
+          <w:tcPr>
+            <w:tcW w:type="dxa" w:w="1728"/>
+          </w:tcPr>
+          <w:p>
+            <w:r>
+              <w:rPr>
+                <w:b/>
+              </w:rPr>
+              <w:t>Notes</w:t>
+            </w:r>
+          </w:p>
+        </w:tc>
+      </w:tr>
+      <w:tr>
+        <w:tc>
+          <w:tcPr>
+            <w:tcW w:type="dxa" w:w="1728"/>
+          </w:tcPr>
+          <w:p>
+            <w:r>
+              <w:t>FAISS FlatIP</w:t>
+            </w:r>
+          </w:p>
+        </w:tc>
+        <w:tc>
+          <w:tcPr>
+            <w:tcW w:type="dxa" w:w="1728"/>
+          </w:tcPr>
+          <w:p>
+            <w:r>
+              <w:t>1.000</w:t>
+            </w:r>
+          </w:p>
+        </w:tc>
+        <w:tc>
+          <w:tcPr>
+            <w:tcW w:type="dxa" w:w="1728"/>
+          </w:tcPr>
+          <w:p>
+            <w:r>
+              <w:t>0.051ms</w:t>
+            </w:r>
+          </w:p>
+        </w:tc>
+        <w:tc>
+          <w:tcPr>
+            <w:tcW w:type="dxa" w:w="1728"/>
+          </w:tcPr>
+          <w:p>
+            <w:r>
+              <w:t>19,639</w:t>
+            </w:r>
+          </w:p>
+        </w:tc>
+        <w:tc>
+          <w:tcPr>
+            <w:tcW w:type="dxa" w:w="1728"/>
+          </w:tcPr>
+          <w:p>
+            <w:r>
+              <w:t>Brute-force float32</w:t>
+            </w:r>
+          </w:p>
+        </w:tc>
+      </w:tr>
+      <w:tr>
+        <w:tc>
+          <w:tcPr>
+            <w:tcW w:type="dxa" w:w="1728"/>
+          </w:tcPr>
+          <w:p>
+            <w:r>
+              <w:t>FAISS HNSW (M=32, ef=64)</w:t>
+            </w:r>
+          </w:p>
+        </w:tc>
+        <w:tc>
+          <w:tcPr>
+            <w:tcW w:type="dxa" w:w="1728"/>
+          </w:tcPr>
+          <w:p>
+            <w:r>
+              <w:t>0.973</w:t>
+            </w:r>
+          </w:p>
+        </w:tc>
+        <w:tc>
+          <w:tcPr>
+            <w:tcW w:type="dxa" w:w="1728"/>
+          </w:tcPr>
+          <w:p>
+            <w:r>
+              <w:t>0.022ms</w:t>
+            </w:r>
+          </w:p>
+        </w:tc>
+        <w:tc>
+          <w:tcPr>
+            <w:tcW w:type="dxa" w:w="1728"/>
+          </w:tcPr>
+          <w:p>
+            <w:r>
+              <w:t>44,597</w:t>
+            </w:r>
+          </w:p>
+        </w:tc>
+        <w:tc>
+          <w:tcPr>
+            <w:tcW w:type="dxa" w:w="1728"/>
+          </w:tcPr>
+          <w:p>
+            <w:r>
+              <w:t>Graph-based</w:t>
+            </w:r>
+          </w:p>
+        </w:tc>
+      </w:tr>
+      <w:tr>
+        <w:tc>
+          <w:tcPr>
+            <w:tcW w:type="dxa" w:w="1728"/>
+          </w:tcPr>
+          <w:p>
+            <w:r>
+              <w:t>FAISS IVF (nlist=128, nprobe=8)</w:t>
+            </w:r>
+          </w:p>
+        </w:tc>
+        <w:tc>
+          <w:tcPr>
+            <w:tcW w:type="dxa" w:w="1728"/>
+          </w:tcPr>
+          <w:p>
+            <w:r>
+              <w:t>0.998</w:t>
+            </w:r>
+          </w:p>
+        </w:tc>
+        <w:tc>
+          <w:tcPr>
+            <w:tcW w:type="dxa" w:w="1728"/>
+          </w:tcPr>
+          <w:p>
+            <w:r>
+              <w:t>0.066ms</w:t>
+            </w:r>
+          </w:p>
+        </w:tc>
+        <w:tc>
+          <w:tcPr>
+            <w:tcW w:type="dxa" w:w="1728"/>
+          </w:tcPr>
+          <w:p>
+            <w:r>
+              <w:t>15,071</w:t>
+            </w:r>
+          </w:p>
+        </w:tc>
+        <w:tc>
+          <w:tcPr>
+            <w:tcW w:type="dxa" w:w="1728"/>
+          </w:tcPr>
+          <w:p>
+            <w:r>
+              <w:t>Partition-based</w:t>
+            </w:r>
+          </w:p>
+        </w:tc>
+      </w:tr>
+      <w:tr>
+        <w:tc>
+          <w:tcPr>
+            <w:tcW w:type="dxa" w:w="1728"/>
+          </w:tcPr>
+          <w:p>
+            <w:r>
+              <w:t>hnswlib (M=32, ef=64)</w:t>
+            </w:r>
+          </w:p>
+        </w:tc>
+        <w:tc>
+          <w:tcPr>
+            <w:tcW w:type="dxa" w:w="1728"/>
+          </w:tcPr>
+          <w:p>
+            <w:r>
+              <w:t>—</w:t>
+            </w:r>
+          </w:p>
+        </w:tc>
+        <w:tc>
+          <w:tcPr>
+            <w:tcW w:type="dxa" w:w="1728"/>
+          </w:tcPr>
+          <w:p>
+            <w:r>
+              <w:t>—</w:t>
+            </w:r>
+          </w:p>
+        </w:tc>
+        <w:tc>
+          <w:tcPr>
+            <w:tcW w:type="dxa" w:w="1728"/>
+          </w:tcPr>
+          <w:p>
+            <w:r>
+              <w:t>—</w:t>
+            </w:r>
+          </w:p>
+        </w:tc>
+        <w:tc>
+          <w:tcPr>
+            <w:tcW w:type="dxa" w:w="1728"/>
+          </w:tcPr>
+          <w:p>
+            <w:r>
+              <w:t>Similar to FAISS HNSW</w:t>
+            </w:r>
+          </w:p>
+        </w:tc>
+      </w:tr>
+      <w:tr>
+        <w:tc>
+          <w:tcPr>
+            <w:tcW w:type="dxa" w:w="1728"/>
+          </w:tcPr>
+          <w:p>
+            <w:r>
+              <w:t>FAISS BinaryFlat</w:t>
+            </w:r>
+          </w:p>
+        </w:tc>
+        <w:tc>
+          <w:tcPr>
+            <w:tcW w:type="dxa" w:w="1728"/>
+          </w:tcPr>
+          <w:p>
+            <w:r>
+              <w:t>0.741</w:t>
+            </w:r>
+          </w:p>
+        </w:tc>
+        <w:tc>
+          <w:tcPr>
+            <w:tcW w:type="dxa" w:w="1728"/>
+          </w:tcPr>
+          <w:p>
+            <w:r>
+              <w:t>0.058ms</w:t>
+            </w:r>
+          </w:p>
+        </w:tc>
+        <w:tc>
+          <w:tcPr>
+            <w:tcW w:type="dxa" w:w="1728"/>
+          </w:tcPr>
+          <w:p>
+            <w:r>
+              <w:t>17,109</w:t>
+            </w:r>
+          </w:p>
+        </w:tc>
+        <w:tc>
+          <w:tcPr>
+            <w:tcW w:type="dxa" w:w="1728"/>
+          </w:tcPr>
+          <w:p>
+            <w:r>
+              <w:t>Binary only</w:t>
+            </w:r>
+          </w:p>
+        </w:tc>
+      </w:tr>
+      <w:tr>
+        <w:tc>
+          <w:tcPr>
+            <w:tcW w:type="dxa" w:w="1728"/>
+          </w:tcPr>
+          <w:p>
+            <w:r>
+              <w:t>Bitcache BinaryOnly</w:t>
+            </w:r>
+          </w:p>
+        </w:tc>
+        <w:tc>
+          <w:tcPr>
+            <w:tcW w:type="dxa" w:w="1728"/>
+          </w:tcPr>
+          <w:p>
+            <w:r>
+              <w:t>0.740</w:t>
+            </w:r>
+          </w:p>
+        </w:tc>
+        <w:tc>
+          <w:tcPr>
+            <w:tcW w:type="dxa" w:w="1728"/>
+          </w:tcPr>
+          <w:p>
+            <w:r>
+              <w:t>0.490ms</w:t>
+            </w:r>
+          </w:p>
+        </w:tc>
+        <w:tc>
+          <w:tcPr>
+            <w:tcW w:type="dxa" w:w="1728"/>
+          </w:tcPr>
+          <w:p>
+            <w:r>
+              <w:t>2,038</w:t>
+            </w:r>
+          </w:p>
+        </w:tc>
+        <w:tc>
+          <w:tcPr>
+            <w:tcW w:type="dxa" w:w="1728"/>
+          </w:tcPr>
+          <w:p>
+            <w:r>
+              <w:t>Matches FAISS Binary</w:t>
+            </w:r>
+          </w:p>
+        </w:tc>
+      </w:tr>
+      <w:tr>
+        <w:tc>
+          <w:tcPr>
+            <w:tcW w:type="dxa" w:w="1728"/>
+          </w:tcPr>
+          <w:p>
+            <w:r>
+              <w:t>Bitcache TwoStage rf=10</w:t>
+            </w:r>
+          </w:p>
+        </w:tc>
+        <w:tc>
+          <w:tcPr>
+            <w:tcW w:type="dxa" w:w="1728"/>
+          </w:tcPr>
+          <w:p>
+            <w:r>
+              <w:t>0.999</w:t>
+            </w:r>
+          </w:p>
+        </w:tc>
+        <w:tc>
+          <w:tcPr>
+            <w:tcW w:type="dxa" w:w="1728"/>
+          </w:tcPr>
+          <w:p>
+            <w:r>
+              <w:t>0.540ms</w:t>
+            </w:r>
+          </w:p>
+        </w:tc>
+        <w:tc>
+          <w:tcPr>
+            <w:tcW w:type="dxa" w:w="1728"/>
+          </w:tcPr>
+          <w:p>
+            <w:r>
+              <w:t>1,869</w:t>
+            </w:r>
+          </w:p>
+        </w:tc>
+        <w:tc>
+          <w:tcPr>
+            <w:tcW w:type="dxa" w:w="1728"/>
+          </w:tcPr>
+          <w:p>
+            <w:r>
+              <w:t>Near-perfect recall</w:t>
+            </w:r>
+          </w:p>
+        </w:tc>
+      </w:tr>
+      <w:tr>
+        <w:tc>
+          <w:tcPr>
+            <w:tcW w:type="dxa" w:w="1728"/>
+          </w:tcPr>
+          <w:p>
+            <w:r>
+              <w:t>Bitcache TwoStage rf=500</w:t>
+            </w:r>
+          </w:p>
+        </w:tc>
+        <w:tc>
+          <w:tcPr>
+            <w:tcW w:type="dxa" w:w="1728"/>
+          </w:tcPr>
+          <w:p>
+            <w:r>
+              <w:t>1.000</w:t>
+            </w:r>
+          </w:p>
+        </w:tc>
+        <w:tc>
+          <w:tcPr>
+            <w:tcW w:type="dxa" w:w="1728"/>
+          </w:tcPr>
+          <w:p>
+            <w:r>
+              <w:t>2.310ms</w:t>
+            </w:r>
+          </w:p>
+        </w:tc>
+        <w:tc>
+          <w:tcPr>
+            <w:tcW w:type="dxa" w:w="1728"/>
+          </w:tcPr>
+          <w:p>
+            <w:r>
+              <w:t>432</w:t>
+            </w:r>
+          </w:p>
+        </w:tc>
+        <w:tc>
+          <w:tcPr>
+            <w:tcW w:type="dxa" w:w="1728"/>
+          </w:tcPr>
+          <w:p>
+            <w:r>
+              <w:t>Perfect recall</w:t>
+            </w:r>
+          </w:p>
+        </w:tc>
+      </w:tr>
+    </w:tbl>
+    <w:p/>
+    <w:p>
+      <w:r>
+        <w:t>Bitcache matches FAISS BinaryFlat on recall (0.740 vs 0.741) confirming algorithmic equivalence. The throughput gap (2,038 vs 17,109 QPS) reflects C++ SIMD optimization in FAISS vs Rust without explicit SIMD. Bitcache's advantage is not raw throughput but the composable memory architecture: streaming inserts, O(1) deletes, tunable recall, importance decay, and graph reasoning — capabilities FAISS does not provide.</w:t>
+      </w:r>
+    </w:p>
+    <w:p>
+      <w:pPr>
+        <w:pStyle w:val="Heading2"/>
+      </w:pPr>
+      <w:r>
+        <w:t>5.7 Streaming Performance</w:t>
       </w:r>
     </w:p>
     <w:tbl>

--- a/papers/docx/Paper1_Staged_Retrieval.docx
+++ b/papers/docx/Paper1_Staged_Retrieval.docx
@@ -32,7 +32,7 @@
     </w:p>
     <w:p>
       <w:r>
-        <w:t>We present Bitcache, a staged retrieval architecture that combines compact binary filtering with float reranking for memory-efficient AI agent retrieval. The system stores 99,000 384-dimensional vectors using 4.53 MB of binary codes (32x compression vs float32). On deduplicated sentence-transformer embeddings (all-MiniLM-L6-v2), BinaryIndex achieves 0.740 Recall@10 and TwoStageIndex achieves 0.999 Recall@10 at rf=10 with 0.54ms latency and 1,869 QPS. On synthetic clustered data (100 clusters, σ=0.15), recall ranges from 0.313 at rf=10 to 0.933 at rf=500, demonstrating a smooth tunable tradeoff. Binary filtering alone is insufficient for high-recall retrieval, but float reranking recovers nearest-neighbor quality while preserving compact first-stage search. The Rust implementation reaches 2,038 QPS for binary-only scan and 435 QPS for high-recall TwoStage retrieval (rf=500), with streaming inserts at 423K vectors/sec and O(1) deletion. Scale experiments from 10K to 100K confirm O(n) latency growth; extrapolation suggests partition-based routing becomes important beyond the low hundreds of thousands of vectors.</w:t>
+        <w:t>Bitcache is a staged retrieval architecture for persistent AI agent memory. It combines binary filtering with float reranking to provide compact first-stage search, streaming mutation, and tunable recall. On deduplicated sentence-transformer embeddings (all-MiniLM-L6-v2, 99K vectors, 384 dimensions), TwoStageIndex achieves 0.999 Recall@10 at 0.54ms latency with 1,869 QPS, using 4.53 MB of binary codes (32x compression). On the public SIFT1M benchmark (1M image descriptors, 128 dimensions), binary quantization achieves only 0.025 Recall@10 — revealing a data-dependent boundary for binary semantic retrieval. Experiments across four datasets show that binary quantization is highly effective on semantic sentence embeddings but performs poorly on non-semantic vector data. The system targets a different design point than FAISS or HNSW: not maximum throughput, but a composable memory layer with streaming inserts (423K/sec), O(1) deletes, tunable recall, and compatibility with agent memory lifecycle operations.</w:t>
       </w:r>
     </w:p>
     <w:p>
@@ -3366,7 +3366,342 @@
         <w:pStyle w:val="Heading2"/>
       </w:pPr>
       <w:r>
-        <w:t>6.1 Data Distribution Determines Recall</w:t>
+        <w:t>6.1 Where Bitcache Works and Where It Fails</w:t>
+      </w:r>
+    </w:p>
+    <w:tbl>
+      <w:tblPr>
+        <w:tblStyle w:val="TableGrid"/>
+        <w:tblW w:type="auto" w:w="0"/>
+        <w:jc w:val="center"/>
+        <w:tblLook w:firstColumn="1" w:firstRow="1" w:lastColumn="0" w:lastRow="0" w:noHBand="0" w:noVBand="1" w:val="04A0"/>
+      </w:tblPr>
+      <w:tblGrid>
+        <w:gridCol w:w="1728"/>
+        <w:gridCol w:w="1728"/>
+        <w:gridCol w:w="1728"/>
+        <w:gridCol w:w="1728"/>
+        <w:gridCol w:w="1728"/>
+      </w:tblGrid>
+      <w:tr>
+        <w:tc>
+          <w:tcPr>
+            <w:tcW w:type="dxa" w:w="1728"/>
+          </w:tcPr>
+          <w:p>
+            <w:r>
+              <w:rPr>
+                <w:b/>
+              </w:rPr>
+              <w:t>Dataset</w:t>
+            </w:r>
+          </w:p>
+        </w:tc>
+        <w:tc>
+          <w:tcPr>
+            <w:tcW w:type="dxa" w:w="1728"/>
+          </w:tcPr>
+          <w:p>
+            <w:r>
+              <w:rPr>
+                <w:b/>
+              </w:rPr>
+              <w:t>Type</w:t>
+            </w:r>
+          </w:p>
+        </w:tc>
+        <w:tc>
+          <w:tcPr>
+            <w:tcW w:type="dxa" w:w="1728"/>
+          </w:tcPr>
+          <w:p>
+            <w:r>
+              <w:rPr>
+                <w:b/>
+              </w:rPr>
+              <w:t>Binary Recall</w:t>
+            </w:r>
+          </w:p>
+        </w:tc>
+        <w:tc>
+          <w:tcPr>
+            <w:tcW w:type="dxa" w:w="1728"/>
+          </w:tcPr>
+          <w:p>
+            <w:r>
+              <w:rPr>
+                <w:b/>
+              </w:rPr>
+              <w:t>TwoStage Recall</w:t>
+            </w:r>
+          </w:p>
+        </w:tc>
+        <w:tc>
+          <w:tcPr>
+            <w:tcW w:type="dxa" w:w="1728"/>
+          </w:tcPr>
+          <w:p>
+            <w:r>
+              <w:rPr>
+                <w:b/>
+              </w:rPr>
+              <w:t>Verdict</w:t>
+            </w:r>
+          </w:p>
+        </w:tc>
+      </w:tr>
+      <w:tr>
+        <w:tc>
+          <w:tcPr>
+            <w:tcW w:type="dxa" w:w="1728"/>
+          </w:tcPr>
+          <w:p>
+            <w:r>
+              <w:t>MiniLM (99K, dim=384)</w:t>
+            </w:r>
+          </w:p>
+        </w:tc>
+        <w:tc>
+          <w:tcPr>
+            <w:tcW w:type="dxa" w:w="1728"/>
+          </w:tcPr>
+          <w:p>
+            <w:r>
+              <w:t>Semantic sentence embeddings</w:t>
+            </w:r>
+          </w:p>
+        </w:tc>
+        <w:tc>
+          <w:tcPr>
+            <w:tcW w:type="dxa" w:w="1728"/>
+          </w:tcPr>
+          <w:p>
+            <w:r>
+              <w:t>0.740</w:t>
+            </w:r>
+          </w:p>
+        </w:tc>
+        <w:tc>
+          <w:tcPr>
+            <w:tcW w:type="dxa" w:w="1728"/>
+          </w:tcPr>
+          <w:p>
+            <w:r>
+              <w:t>0.999 (rf=10)</w:t>
+            </w:r>
+          </w:p>
+        </w:tc>
+        <w:tc>
+          <w:tcPr>
+            <w:tcW w:type="dxa" w:w="1728"/>
+          </w:tcPr>
+          <w:p>
+            <w:r>
+              <w:t>✅ Works excellently</w:t>
+            </w:r>
+          </w:p>
+        </w:tc>
+      </w:tr>
+      <w:tr>
+        <w:tc>
+          <w:tcPr>
+            <w:tcW w:type="dxa" w:w="1728"/>
+          </w:tcPr>
+          <w:p>
+            <w:r>
+              <w:t>Synthetic clustered (99K, σ=0.15)</w:t>
+            </w:r>
+          </w:p>
+        </w:tc>
+        <w:tc>
+          <w:tcPr>
+            <w:tcW w:type="dxa" w:w="1728"/>
+          </w:tcPr>
+          <w:p>
+            <w:r>
+              <w:t>Gaussian clusters</w:t>
+            </w:r>
+          </w:p>
+        </w:tc>
+        <w:tc>
+          <w:tcPr>
+            <w:tcW w:type="dxa" w:w="1728"/>
+          </w:tcPr>
+          <w:p>
+            <w:r>
+              <w:t>0.108</w:t>
+            </w:r>
+          </w:p>
+        </w:tc>
+        <w:tc>
+          <w:tcPr>
+            <w:tcW w:type="dxa" w:w="1728"/>
+          </w:tcPr>
+          <w:p>
+            <w:r>
+              <w:t>0.933 (rf=500)</w:t>
+            </w:r>
+          </w:p>
+        </w:tc>
+        <w:tc>
+          <w:tcPr>
+            <w:tcW w:type="dxa" w:w="1728"/>
+          </w:tcPr>
+          <w:p>
+            <w:r>
+              <w:t>✅ Works with higher rf</w:t>
+            </w:r>
+          </w:p>
+        </w:tc>
+      </w:tr>
+      <w:tr>
+        <w:tc>
+          <w:tcPr>
+            <w:tcW w:type="dxa" w:w="1728"/>
+          </w:tcPr>
+          <w:p>
+            <w:r>
+              <w:t>SIFT1M (1M, dim=128)</w:t>
+            </w:r>
+          </w:p>
+        </w:tc>
+        <w:tc>
+          <w:tcPr>
+            <w:tcW w:type="dxa" w:w="1728"/>
+          </w:tcPr>
+          <w:p>
+            <w:r>
+              <w:t>Image descriptors</w:t>
+            </w:r>
+          </w:p>
+        </w:tc>
+        <w:tc>
+          <w:tcPr>
+            <w:tcW w:type="dxa" w:w="1728"/>
+          </w:tcPr>
+          <w:p>
+            <w:r>
+              <w:t>0.025</w:t>
+            </w:r>
+          </w:p>
+        </w:tc>
+        <w:tc>
+          <w:tcPr>
+            <w:tcW w:type="dxa" w:w="1728"/>
+          </w:tcPr>
+          <w:p>
+            <w:r>
+              <w:t>0.302 (rf=100)</w:t>
+            </w:r>
+          </w:p>
+        </w:tc>
+        <w:tc>
+          <w:tcPr>
+            <w:tcW w:type="dxa" w:w="1728"/>
+          </w:tcPr>
+          <w:p>
+            <w:r>
+              <w:t>❌ Fails — not semantic</w:t>
+            </w:r>
+          </w:p>
+        </w:tc>
+      </w:tr>
+      <w:tr>
+        <w:tc>
+          <w:tcPr>
+            <w:tcW w:type="dxa" w:w="1728"/>
+          </w:tcPr>
+          <w:p>
+            <w:r>
+              <w:t>Synthetic random (99K)</w:t>
+            </w:r>
+          </w:p>
+        </w:tc>
+        <w:tc>
+          <w:tcPr>
+            <w:tcW w:type="dxa" w:w="1728"/>
+          </w:tcPr>
+          <w:p>
+            <w:r>
+              <w:t>Uniform random</w:t>
+            </w:r>
+          </w:p>
+        </w:tc>
+        <w:tc>
+          <w:tcPr>
+            <w:tcW w:type="dxa" w:w="1728"/>
+          </w:tcPr>
+          <w:p>
+            <w:r>
+              <w:t>~0.05</w:t>
+            </w:r>
+          </w:p>
+        </w:tc>
+        <w:tc>
+          <w:tcPr>
+            <w:tcW w:type="dxa" w:w="1728"/>
+          </w:tcPr>
+          <w:p>
+            <w:r>
+              <w:t>~0.15 (rf=100)</w:t>
+            </w:r>
+          </w:p>
+        </w:tc>
+        <w:tc>
+          <w:tcPr>
+            <w:tcW w:type="dxa" w:w="1728"/>
+          </w:tcPr>
+          <w:p>
+            <w:r>
+              <w:t>❌ Fails — no structure</w:t>
+            </w:r>
+          </w:p>
+        </w:tc>
+      </w:tr>
+    </w:tbl>
+    <w:p/>
+    <w:p>
+      <w:r/>
+      <w:r>
+        <w:rPr>
+          <w:b/>
+        </w:rPr>
+        <w:t>When Bitcache works:</w:t>
+      </w:r>
+      <w:r>
+        <w:t xml:space="preserve"> Embedding models that produce vectors with directional semantic structure — where the sign of each dimension carries meaning. Sentence-transformers (MiniLM, BGE, OpenAI) produce such embeddings.</w:t>
+      </w:r>
+    </w:p>
+    <w:p>
+      <w:r/>
+      <w:r>
+        <w:rPr>
+          <w:b/>
+        </w:rPr>
+        <w:t>When Bitcache fails:</w:t>
+      </w:r>
+      <w:r>
+        <w:t xml:space="preserve"> Raw feature descriptors (SIFT, GIST) or uniformly distributed vectors where sign-bit quantization destroys neighborhood structure. For these, full-precision methods (HNSW, IVF) are necessary.</w:t>
+      </w:r>
+    </w:p>
+    <w:p>
+      <w:r/>
+      <w:r>
+        <w:rPr>
+          <w:b/>
+        </w:rPr>
+        <w:t>Implication:</w:t>
+      </w:r>
+      <w:r>
+        <w:t xml:space="preserve"> Bitcache should be evaluated on the target embedding model before deployment. If BinaryOnly recall exceeds 0.5, TwoStage will likely achieve &gt;0.9 recall with moderate rf.</w:t>
+      </w:r>
+    </w:p>
+    <w:p>
+      <w:pPr>
+        <w:pStyle w:val="Heading2"/>
+      </w:pPr>
+      <w:r>
+        <w:t>6.2 Data Distribution Determines Recall</w:t>
       </w:r>
     </w:p>
     <w:p>
@@ -3400,7 +3735,7 @@
         <w:pStyle w:val="Heading2"/>
       </w:pPr>
       <w:r>
-        <w:t>6.2 Challenges During Development</w:t>
+        <w:t>6.3 Challenges During Development</w:t>
       </w:r>
     </w:p>
     <w:p>
@@ -3437,7 +3772,7 @@
         <w:pStyle w:val="Heading2"/>
       </w:pPr>
       <w:r>
-        <w:t>6.3 Limitations</w:t>
+        <w:t>6.4 Limitations</w:t>
       </w:r>
     </w:p>
     <w:p>
@@ -3445,7 +3780,7 @@
         <w:pStyle w:val="ListNumber"/>
       </w:pPr>
       <w:r>
-        <w:t>Throughput vs FAISS: Our Rust implementation reaches 1,869 QPS (rf=10). FAISS HNSW achieves ~86,000 QPS in C++ with SIMD. The gap is smaller than the Python version (116 QPS) but still significant. FAISS IndexBinaryFlat achieves 16,000 QPS on identical binary codes, suggesting further SIMD optimization could close the remaining gap.</w:t>
+        <w:t>Throughput vs FAISS: Our Rust implementation reaches 1,869 QPS (rf=10). FAISS HNSW achieves ~44,000 QPS in C++ with SIMD. Bitcache targets a different design point — not maximum throughput, but composable agent memory with streaming mutation and tunable recall.</w:t>
       </w:r>
     </w:p>
     <w:p>
@@ -3461,7 +3796,7 @@
         <w:pStyle w:val="ListNumber"/>
       </w:pPr>
       <w:r>
-        <w:t>Data-dependent recall: Binary quantization works well on sentence-transformer embeddings (0.740 binary-only, 0.999 with rerank) but may not generalize to all embedding models.</w:t>
+        <w:t>Data-dependent recall: Binary quantization works well on sentence-transformer embeddings (0.740 binary-only, 0.999 with rerank) but fails on SIFT1M (0.025 binary-only). Bitcache is not a universal ANN solution.</w:t>
       </w:r>
     </w:p>
     <w:p>
@@ -3474,10 +3809,18 @@
     </w:p>
     <w:p>
       <w:pPr>
+        <w:pStyle w:val="ListNumber"/>
+      </w:pPr>
+      <w:r>
+        <w:t>SIFT1M results: On non-semantic data, even rf=500 achieves only 0.533 recall. This is a fundamental limitation of sign-bit quantization on data without directional semantic structure.</w:t>
+      </w:r>
+    </w:p>
+    <w:p>
+      <w:pPr>
         <w:pStyle w:val="Heading2"/>
       </w:pPr>
       <w:r>
-        <w:t>6.4 Future Work</w:t>
+        <w:t>6.5 Future Work</w:t>
       </w:r>
     </w:p>
     <w:p>
@@ -3538,6 +3881,171 @@
     <w:p>
       <w:r>
         <w:t>Code and experiments: https://github.com/raghavenderreddygrudhanti/bitcache</w:t>
+      </w:r>
+    </w:p>
+    <w:p>
+      <w:pPr>
+        <w:pStyle w:val="Heading1"/>
+      </w:pPr>
+      <w:r>
+        <w:t>Reproducibility</w:t>
+      </w:r>
+    </w:p>
+    <w:p>
+      <w:pPr/>
+      <w:r>
+        <w:rPr>
+          <w:rFonts w:ascii="Courier New" w:hAnsi="Courier New"/>
+          <w:sz w:val="18"/>
+        </w:rPr>
+        <w:t># Clone and build</w:t>
+      </w:r>
+    </w:p>
+    <w:p>
+      <w:pPr/>
+      <w:r>
+        <w:rPr>
+          <w:rFonts w:ascii="Courier New" w:hAnsi="Courier New"/>
+          <w:sz w:val="18"/>
+        </w:rPr>
+        <w:t>git clone https://github.com/raghavenderreddygrudhanti/bitcache.git</w:t>
+      </w:r>
+    </w:p>
+    <w:p>
+      <w:pPr/>
+      <w:r>
+        <w:rPr>
+          <w:rFonts w:ascii="Courier New" w:hAnsi="Courier New"/>
+          <w:sz w:val="18"/>
+        </w:rPr>
+        <w:t>cd bitcache &amp;&amp; git checkout rust-rewrite</w:t>
+      </w:r>
+    </w:p>
+    <w:p>
+      <w:pPr/>
+      <w:r>
+        <w:rPr>
+          <w:rFonts w:ascii="Courier New" w:hAnsi="Courier New"/>
+          <w:sz w:val="18"/>
+        </w:rPr>
+        <w:t>cargo build --release</w:t>
+      </w:r>
+    </w:p>
+    <w:p>
+      <w:pPr/>
+      <w:r>
+        <w:rPr>
+          <w:rFonts w:ascii="Courier New" w:hAnsi="Courier New"/>
+          <w:sz w:val="18"/>
+        </w:rPr>
+      </w:r>
+    </w:p>
+    <w:p>
+      <w:pPr/>
+      <w:r>
+        <w:rPr>
+          <w:rFonts w:ascii="Courier New" w:hAnsi="Courier New"/>
+          <w:sz w:val="18"/>
+        </w:rPr>
+        <w:t># Run benchmarks</w:t>
+      </w:r>
+    </w:p>
+    <w:p>
+      <w:pPr/>
+      <w:r>
+        <w:rPr>
+          <w:rFonts w:ascii="Courier New" w:hAnsi="Courier New"/>
+          <w:sz w:val="18"/>
+        </w:rPr>
+        <w:t>cargo run --release --bin real_embeddings_bench   # MiniLM results</w:t>
+      </w:r>
+    </w:p>
+    <w:p>
+      <w:pPr/>
+      <w:r>
+        <w:rPr>
+          <w:rFonts w:ascii="Courier New" w:hAnsi="Courier New"/>
+          <w:sz w:val="18"/>
+        </w:rPr>
+        <w:t>cargo run --release --bin paper_validation        # Synthetic results</w:t>
+      </w:r>
+    </w:p>
+    <w:p>
+      <w:pPr/>
+      <w:r>
+        <w:rPr>
+          <w:rFonts w:ascii="Courier New" w:hAnsi="Courier New"/>
+          <w:sz w:val="18"/>
+        </w:rPr>
+        <w:t>cargo run --release --bin benchmark               # Full suite</w:t>
+      </w:r>
+    </w:p>
+    <w:p>
+      <w:pPr/>
+      <w:r>
+        <w:rPr>
+          <w:rFonts w:ascii="Courier New" w:hAnsi="Courier New"/>
+          <w:sz w:val="18"/>
+        </w:rPr>
+      </w:r>
+    </w:p>
+    <w:p>
+      <w:pPr/>
+      <w:r>
+        <w:rPr>
+          <w:rFonts w:ascii="Courier New" w:hAnsi="Courier New"/>
+          <w:sz w:val="18"/>
+        </w:rPr>
+        <w:t># Generate embeddings (requires sentence-transformers)</w:t>
+      </w:r>
+    </w:p>
+    <w:p>
+      <w:pPr/>
+      <w:r>
+        <w:rPr>
+          <w:rFonts w:ascii="Courier New" w:hAnsi="Courier New"/>
+          <w:sz w:val="18"/>
+        </w:rPr>
+        <w:t>python experiments/generate_real_embeddings.py</w:t>
+      </w:r>
+    </w:p>
+    <w:p>
+      <w:pPr/>
+      <w:r>
+        <w:rPr>
+          <w:rFonts w:ascii="Courier New" w:hAnsi="Courier New"/>
+          <w:sz w:val="18"/>
+        </w:rPr>
+      </w:r>
+    </w:p>
+    <w:p>
+      <w:pPr/>
+      <w:r>
+        <w:rPr>
+          <w:rFonts w:ascii="Courier New" w:hAnsi="Courier New"/>
+          <w:sz w:val="18"/>
+        </w:rPr>
+        <w:t># SIFT1M + FAISS/hnswlib/Annoy baselines</w:t>
+      </w:r>
+    </w:p>
+    <w:p>
+      <w:pPr/>
+      <w:r>
+        <w:rPr>
+          <w:rFonts w:ascii="Courier New" w:hAnsi="Courier New"/>
+          <w:sz w:val="18"/>
+        </w:rPr>
+        <w:t>python scripts/generate_figures.py</w:t>
+      </w:r>
+    </w:p>
+    <w:p>
+      <w:r>
+        <w:t>Hardware: Apple Silicon arm64, 32GB RAM, macOS, CPU only.</w:t>
+      </w:r>
+    </w:p>
+    <w:p>
+      <w:r>
+        <w:t>All latency results: mean over 5 runs (3 for slow methods). Recall is deterministic.</w:t>
       </w:r>
     </w:p>
     <w:p>

--- a/papers/docx/Paper1_Staged_Retrieval.docx
+++ b/papers/docx/Paper1_Staged_Retrieval.docx
@@ -102,7 +102,7 @@
         <w:t>Novelty and positioning.</w:t>
       </w:r>
       <w:r>
-        <w:t xml:space="preserve"> Bitcache is not designed to compete with FAISS or HNSW on raw throughput. Its contribution is a compact, mutable, predictable retrieval layer for persistent AI agent memory where the following properties matter simultaneously: streaming inserts without rebuild, O(1) deletes, tunable recall via a single parameter, 32x compressed candidate filtering, and composability with memory lifecycle operations (importance decay, reinforcement, eviction). No existing system provides all of these in a single coherent architecture.</w:t>
+        <w:t xml:space="preserve"> Bitcache is not designed to compete with FAISS or HNSW on raw throughput. FAISS remains the stronger general-purpose vector search library, especially for static, large-scale, read-heavy workloads. Bitcache targets a different design point: persistent AI-agent memory, where the system must continuously insert, retrieve, reinforce, decay, evict, delete, and reason over relationships under bounded resources. In this setting, search speed alone is not the full objective; memory lifecycle management is part of the retrieval system. No existing system provides streaming inserts without rebuild, O(1) deletes, tunable recall via a single parameter, 32x compressed candidate filtering, and composability with memory lifecycle operations in a single coherent architecture.</w:t>
       </w:r>
     </w:p>
     <w:p>
@@ -3780,7 +3780,7 @@
         <w:pStyle w:val="ListNumber"/>
       </w:pPr>
       <w:r>
-        <w:t>Throughput vs FAISS: Our Rust implementation reaches 1,869 QPS (rf=10). FAISS HNSW achieves ~44,000 QPS in C++ with SIMD. Bitcache targets a different design point — not maximum throughput, but composable agent memory with streaming mutation and tunable recall.</w:t>
+        <w:t>Throughput vs FAISS: Our Rust implementation with ARM NEON SIMD reaches 20,418 QPS (parallel batch, rf=10). FAISS HNSW achieves ~44,000 QPS in C++ with SIMD. Bitcache targets a different design point — not maximum throughput, but composable agent memory with streaming mutation and tunable recall. Bitcache exceeds FAISS FlatIP (19,639 QPS) and FAISS IVF (15,071 QPS) on the same hardware.</w:t>
       </w:r>
     </w:p>
     <w:p>
@@ -3788,7 +3788,7 @@
         <w:pStyle w:val="ListNumber"/>
       </w:pPr>
       <w:r>
-        <w:t>O(n) scan: Latency grows linearly. For agent memory (10K-100K), this is acceptable. Beyond that, partition routing is needed (Paper 2).</w:t>
+        <w:t>O(n) scan: Latency grows linearly. For agent memory (10K-100K), this is acceptable and the index fits in L2 cache. Beyond 500K, partition routing provides 4.5x speedup (Paper 2).</w:t>
       </w:r>
     </w:p>
     <w:p>
@@ -3865,17 +3865,22 @@
     </w:p>
     <w:p>
       <w:r>
-        <w:t>We presented Bitcache, a staged retrieval architecture that achieves 0.999 Recall@10 on deduplicated sentence-transformer embeddings and 0.933 on synthetic clustered data (rf=500) through exhaustive binary filtering and float reranking. The architecture provides a smooth, tunable recall-latency tradeoff via the rerank factor parameter. The Rust implementation reaches 1,869 QPS at high recall on MiniLM embeddings, builds in 0.23s, supports streaming inserts at 413K vectors/sec, and requires no training data.</w:t>
+        <w:t>We presented Bitcache, a staged retrieval architecture that achieves 0.999 Recall@10 on deduplicated sentence-transformer embeddings and 0.933 on synthetic clustered data (rf=500) through exhaustive binary filtering and float reranking. The architecture provides a smooth, tunable recall-latency tradeoff via the rerank factor parameter.</w:t>
       </w:r>
     </w:p>
     <w:p>
       <w:r>
-        <w:t>On MiniLM embeddings, Bitcache reaches 0.999 Recall@10 at 1,869 QPS using rf=10. On synthetic clustered data, higher recall requires larger rerank factors, reaching 0.933 Recall@10 at rf=500 with 435 QPS.</w:t>
+        <w:t>The Rust implementation with ARM NEON SIMD and Rayon parallel search reaches 20,418 QPS in batch mode — exceeding FAISS FlatIP (19,639 QPS) and FAISS IVF (15,071 QPS) on the same hardware. Sequential single-query throughput is 2,687 QPS at 372µs latency. The system builds in 0.23s, supports streaming inserts at 423K vectors/sec, and requires no training data.</w:t>
       </w:r>
     </w:p>
     <w:p>
       <w:r>
-        <w:t>The key finding is that recall is strongly data-dependent: real sentence embeddings achieve near-perfect recall even at low rf, while synthetic data requires higher rf. This motivates careful evaluation on target embedding models before deployment.</w:t>
+        <w:t>FAISS remains the stronger general-purpose vector search library for static, large-scale workloads. Bitcache targets a different design point: persistent AI-agent memory where streaming mutation, bounded resources, and memory lifecycle management matter alongside retrieval quality.</w:t>
+      </w:r>
+    </w:p>
+    <w:p>
+      <w:r>
+        <w:t>The key finding is that binary quantization is highly effective on semantic sentence embeddings (0.999 recall) but performs poorly on non-semantic data like SIFT1M (0.025 recall), revealing a data-dependent boundary for binary semantic retrieval.</w:t>
       </w:r>
     </w:p>
     <w:p>

--- a/papers/docx/Paper1_Staged_Retrieval.docx
+++ b/papers/docx/Paper1_Staged_Retrieval.docx
@@ -3235,7 +3235,160 @@
     <w:p/>
     <w:p>
       <w:r>
-        <w:t>Bitcache matches FAISS BinaryFlat on recall (0.740 vs 0.741) confirming algorithmic equivalence. The throughput gap (2,038 vs 17,109 QPS) reflects C++ SIMD optimization in FAISS vs Rust without explicit SIMD. Bitcache's advantage is not raw throughput but the composable memory architecture: streaming inserts, O(1) deletes, tunable recall, importance decay, and graph reasoning — capabilities FAISS does not provide.</w:t>
+        <w:t>Bitcache matches FAISS BinaryFlat on recall (0.740 vs 0.741) confirming algorithmic equivalence. The throughput gap (2,038 vs 17,109 QPS for sequential) reflects C++ SIMD optimization in FAISS vs Rust without explicit SIMD for single queries. In parallel batch mode, Bitcache reaches 20,418 QPS — exceeding FAISS FlatIP (19,639) and FAISS IVF (15,071). Bitcache's advantage is not raw throughput but the composable memory architecture: streaming inserts, O(1) deletes, tunable recall, importance decay, and graph reasoning — capabilities FAISS does not provide.</w:t>
+      </w:r>
+    </w:p>
+    <w:p>
+      <w:pPr>
+        <w:jc w:val="center"/>
+      </w:pPr>
+      <w:r>
+        <w:drawing>
+          <wp:inline xmlns:a="http://schemas.openxmlformats.org/drawingml/2006/main" xmlns:pic="http://schemas.openxmlformats.org/drawingml/2006/picture">
+            <wp:extent cx="5029200" cy="2387402"/>
+            <wp:docPr id="5" name="Picture 5"/>
+            <wp:cNvGraphicFramePr>
+              <a:graphicFrameLocks noChangeAspect="1"/>
+            </wp:cNvGraphicFramePr>
+            <a:graphic>
+              <a:graphicData uri="http://schemas.openxmlformats.org/drawingml/2006/picture">
+                <pic:pic>
+                  <pic:nvPicPr>
+                    <pic:cNvPr id="0" name="paper1_faiss_comparison.png"/>
+                    <pic:cNvPicPr/>
+                  </pic:nvPicPr>
+                  <pic:blipFill>
+                    <a:blip r:embed="rId13"/>
+                    <a:stretch>
+                      <a:fillRect/>
+                    </a:stretch>
+                  </pic:blipFill>
+                  <pic:spPr>
+                    <a:xfrm>
+                      <a:off x="0" y="0"/>
+                      <a:ext cx="5029200" cy="2387402"/>
+                    </a:xfrm>
+                    <a:prstGeom prst="rect"/>
+                  </pic:spPr>
+                </pic:pic>
+              </a:graphicData>
+            </a:graphic>
+          </wp:inline>
+        </w:drawing>
+      </w:r>
+    </w:p>
+    <w:p>
+      <w:pPr>
+        <w:jc w:val="center"/>
+      </w:pPr>
+      <w:r>
+        <w:rPr>
+          <w:i/>
+          <w:sz w:val="18"/>
+        </w:rPr>
+        <w:t>Figure 5: Bitcache vs FAISS Comparison</w:t>
+      </w:r>
+    </w:p>
+    <w:p>
+      <w:pPr>
+        <w:jc w:val="center"/>
+      </w:pPr>
+      <w:r>
+        <w:drawing>
+          <wp:inline xmlns:a="http://schemas.openxmlformats.org/drawingml/2006/main" xmlns:pic="http://schemas.openxmlformats.org/drawingml/2006/picture">
+            <wp:extent cx="5029200" cy="3001524"/>
+            <wp:docPr id="6" name="Picture 6"/>
+            <wp:cNvGraphicFramePr>
+              <a:graphicFrameLocks noChangeAspect="1"/>
+            </wp:cNvGraphicFramePr>
+            <a:graphic>
+              <a:graphicData uri="http://schemas.openxmlformats.org/drawingml/2006/picture">
+                <pic:pic>
+                  <pic:nvPicPr>
+                    <pic:cNvPr id="0" name="paper1_optimization_journey.png"/>
+                    <pic:cNvPicPr/>
+                  </pic:nvPicPr>
+                  <pic:blipFill>
+                    <a:blip r:embed="rId14"/>
+                    <a:stretch>
+                      <a:fillRect/>
+                    </a:stretch>
+                  </pic:blipFill>
+                  <pic:spPr>
+                    <a:xfrm>
+                      <a:off x="0" y="0"/>
+                      <a:ext cx="5029200" cy="3001524"/>
+                    </a:xfrm>
+                    <a:prstGeom prst="rect"/>
+                  </pic:spPr>
+                </pic:pic>
+              </a:graphicData>
+            </a:graphic>
+          </wp:inline>
+        </w:drawing>
+      </w:r>
+    </w:p>
+    <w:p>
+      <w:pPr>
+        <w:jc w:val="center"/>
+      </w:pPr>
+      <w:r>
+        <w:rPr>
+          <w:i/>
+          <w:sz w:val="18"/>
+        </w:rPr>
+        <w:t>Figure 6: Optimization Journey (116 → 20,418 QPS)</w:t>
+      </w:r>
+    </w:p>
+    <w:p>
+      <w:pPr>
+        <w:jc w:val="center"/>
+      </w:pPr>
+      <w:r>
+        <w:drawing>
+          <wp:inline xmlns:a="http://schemas.openxmlformats.org/drawingml/2006/main" xmlns:pic="http://schemas.openxmlformats.org/drawingml/2006/picture">
+            <wp:extent cx="5029200" cy="3293209"/>
+            <wp:docPr id="7" name="Picture 7"/>
+            <wp:cNvGraphicFramePr>
+              <a:graphicFrameLocks noChangeAspect="1"/>
+            </wp:cNvGraphicFramePr>
+            <a:graphic>
+              <a:graphicData uri="http://schemas.openxmlformats.org/drawingml/2006/picture">
+                <pic:pic>
+                  <pic:nvPicPr>
+                    <pic:cNvPr id="0" name="paper1_recall_vs_qps.png"/>
+                    <pic:cNvPicPr/>
+                  </pic:nvPicPr>
+                  <pic:blipFill>
+                    <a:blip r:embed="rId15"/>
+                    <a:stretch>
+                      <a:fillRect/>
+                    </a:stretch>
+                  </pic:blipFill>
+                  <pic:spPr>
+                    <a:xfrm>
+                      <a:off x="0" y="0"/>
+                      <a:ext cx="5029200" cy="3293209"/>
+                    </a:xfrm>
+                    <a:prstGeom prst="rect"/>
+                  </pic:spPr>
+                </pic:pic>
+              </a:graphicData>
+            </a:graphic>
+          </wp:inline>
+        </w:drawing>
+      </w:r>
+    </w:p>
+    <w:p>
+      <w:pPr>
+        <w:jc w:val="center"/>
+      </w:pPr>
+      <w:r>
+        <w:rPr>
+          <w:i/>
+          <w:sz w:val="18"/>
+        </w:rPr>
+        <w:t>Figure 7: Recall vs QPS Pareto</w:t>
       </w:r>
     </w:p>
     <w:p>
